--- a/public/legal/cancellation-policy.docx
+++ b/public/legal/cancellation-policy.docx
@@ -2,7 +2,33 @@
 <file path=word/document.xml><?xml version="1.0" encoding="utf-8"?>
 <w:document xmlns:w="http://schemas.openxmlformats.org/wordprocessingml/2006/main" xmlns:m="http://schemas.openxmlformats.org/officeDocument/2006/math" xmlns:r="http://schemas.openxmlformats.org/officeDocument/2006/relationships" xmlns:o="urn:schemas-microsoft-com:office:office" xmlns:v="urn:schemas-microsoft-com:vml" xmlns:w10="urn:schemas-microsoft-com:office:word" xmlns:a="http://schemas.openxmlformats.org/drawingml/2006/main" xmlns:pic="http://schemas.openxmlformats.org/drawingml/2006/picture" xmlns:wp="http://schemas.openxmlformats.org/drawingml/2006/wordprocessingDrawing">
   <w:body>
-    <w:bookmarkStart w:id="25" w:name="puretask-cancellation-policy"/>
+    <w:sdt>
+      <w:sdtPr>
+        <w:docPartObj>
+          <w:docPartGallery w:val="Table of Contents"/>
+          <w:docPartUnique/>
+        </w:docPartObj>
+      </w:sdtPr>
+      <w:sdtContent>
+        <w:p>
+          <w:pPr>
+            <w:pStyle w:val="TOCHeading"/>
+          </w:pPr>
+          <w:r>
+            <w:t xml:space="preserve">Table of Contents</w:t>
+          </w:r>
+        </w:p>
+        <w:p>
+          <w:r>
+            <w:fldChar w:fldCharType="begin" w:dirty="true"/>
+            <w:instrText xml:space="preserve">TOC \o "1-2" \h \z \u</w:instrText>
+            <w:fldChar w:fldCharType="separate"/>
+            <w:fldChar w:fldCharType="end"/>
+          </w:r>
+        </w:p>
+      </w:sdtContent>
+    </w:sdt>
+    <w:bookmarkStart w:id="36" w:name="puretask-cancellation-policy"/>
     <w:p>
       <w:pPr>
         <w:pStyle w:val="Heading1"/>
@@ -17,8 +43,8 @@
       </w:pPr>
       <w:r>
         <w:rPr>
-          <w:b/>
-          <w:bCs/>
+          <w:bCs/>
+          <w:b/>
         </w:rPr>
         <w:t xml:space="preserve">Effective Date:</w:t>
       </w:r>
@@ -26,15 +52,15 @@
         <w:t xml:space="preserve"> </w:t>
       </w:r>
       <w:r>
-        <w:t xml:space="preserve">May 17, 2026</w:t>
-      </w:r>
-      <w:r>
-        <w:t xml:space="preserve"> </w:t>
-      </w:r>
-      <w:r>
-        <w:rPr>
-          <w:b/>
-          <w:bCs/>
+        <w:t xml:space="preserve">[TO BE SET BEFORE LAUNCH]</w:t>
+      </w:r>
+      <w:r>
+        <w:t xml:space="preserve"> </w:t>
+      </w:r>
+      <w:r>
+        <w:rPr>
+          <w:bCs/>
+          <w:b/>
         </w:rPr>
         <w:t xml:space="preserve">Version:</w:t>
       </w:r>
@@ -57,24 +83,24 @@
       </w:r>
       <w:r>
         <w:rPr>
-          <w:b/>
-          <w:bCs/>
+          <w:bCs/>
+          <w:b/>
         </w:rPr>
         <w:t xml:space="preserve">PureTask</w:t>
       </w:r>
       <w:r>
         <w:rPr>
-          <w:b/>
-          <w:bCs/>
-        </w:rPr>
-        <w:t xml:space="preserve"> </w:t>
-      </w:r>
-      <w:hyperlink r:id="rId9">
+          <w:bCs/>
+          <w:b/>
+        </w:rPr>
+        <w:t xml:space="preserve"> </w:t>
+      </w:r>
+      <w:hyperlink r:id="rId20">
         <w:r>
           <w:rPr>
             <w:rStyle w:val="Hyperlink"/>
+            <w:bCs/>
             <w:b/>
-            <w:bCs/>
           </w:rPr>
           <w:t xml:space="preserve">Terms of Service</w:t>
         </w:r>
@@ -87,8 +113,8 @@
       </w:r>
       <w:r>
         <w:rPr>
-          <w:b/>
-          <w:bCs/>
+          <w:bCs/>
+          <w:b/>
         </w:rPr>
         <w:t xml:space="preserve">PureTask LLC</w:t>
       </w:r>
@@ -108,8 +134,8 @@
       </w:r>
       <w:r>
         <w:rPr>
-          <w:b/>
-          <w:bCs/>
+          <w:bCs/>
+          <w:b/>
         </w:rPr>
         <w:t xml:space="preserve">before</w:t>
       </w:r>
@@ -124,8 +150,8 @@
       </w:r>
       <w:r>
         <w:rPr>
-          <w:b/>
-          <w:bCs/>
+          <w:bCs/>
+          <w:b/>
         </w:rPr>
         <w:t xml:space="preserve">California Business &amp; Professions Code § 17500.5</w:t>
       </w:r>
@@ -140,8 +166,8 @@
       </w:r>
       <w:r>
         <w:rPr>
-          <w:b/>
-          <w:bCs/>
+          <w:bCs/>
+          <w:b/>
         </w:rPr>
         <w:t xml:space="preserve">Texas Deceptive Trade Practices Act</w:t>
       </w:r>
@@ -153,8 +179,8 @@
       </w:r>
       <w:r>
         <w:rPr>
-          <w:b/>
-          <w:bCs/>
+          <w:bCs/>
+          <w:b/>
         </w:rPr>
         <w:t xml:space="preserve">Florida Deceptive and Unfair Trade Practices Act</w:t>
       </w:r>
@@ -169,7 +195,7 @@
         </w:pict>
       </w:r>
     </w:p>
-    <w:bookmarkStart w:id="10" w:name="client-cancellations-one-time-bookings"/>
+    <w:bookmarkStart w:id="21" w:name="client-cancellations-one-time-bookings"/>
     <w:p>
       <w:pPr>
         <w:pStyle w:val="Heading2"/>
@@ -190,8 +216,8 @@
       </w:r>
       <w:r>
         <w:rPr>
-          <w:b/>
-          <w:bCs/>
+          <w:bCs/>
+          <w:b/>
         </w:rPr>
         <w:t xml:space="preserve">scheduled start time</w:t>
       </w:r>
@@ -203,8 +229,8 @@
       <w:tblPr>
         <w:tblStyle w:val="Table"/>
         <w:tblW w:type="pct" w:w="5000"/>
-        <w:tblLayout w:type="fixed"/>
         <w:tblLook w:firstRow="1" w:lastRow="0" w:firstColumn="0" w:lastColumn="0" w:noHBand="0" w:noVBand="0" w:val="0020"/>
+        <w:jc w:val="start"/>
       </w:tblPr>
       <w:tblGrid>
         <w:gridCol w:w="3960"/>
@@ -212,13 +238,14 @@
       </w:tblGrid>
       <w:tr>
         <w:trPr>
-          <w:tblHeader w:val="on"/>
+          <w:tblHeader w:val="true"/>
         </w:trPr>
         <w:tc>
           <w:tcPr/>
           <w:p>
             <w:pPr>
               <w:pStyle w:val="Compact"/>
+              <w:jc w:val="left"/>
             </w:pPr>
             <w:r>
               <w:t xml:space="preserve">Notice Before Start Time</w:t>
@@ -230,6 +257,7 @@
           <w:p>
             <w:pPr>
               <w:pStyle w:val="Compact"/>
+              <w:jc w:val="left"/>
             </w:pPr>
             <w:r>
               <w:t xml:space="preserve">Cancellation Fee</w:t>
@@ -243,11 +271,12 @@
           <w:p>
             <w:pPr>
               <w:pStyle w:val="Compact"/>
+              <w:jc w:val="left"/>
             </w:pPr>
             <w:r>
               <w:rPr>
+                <w:bCs/>
                 <w:b/>
-                <w:bCs/>
               </w:rPr>
               <w:t xml:space="preserve">6 or more hours</w:t>
             </w:r>
@@ -258,11 +287,12 @@
           <w:p>
             <w:pPr>
               <w:pStyle w:val="Compact"/>
+              <w:jc w:val="left"/>
             </w:pPr>
             <w:r>
               <w:rPr>
+                <w:bCs/>
                 <w:b/>
-                <w:bCs/>
               </w:rPr>
               <w:t xml:space="preserve">No fee.</w:t>
             </w:r>
@@ -281,11 +311,12 @@
           <w:p>
             <w:pPr>
               <w:pStyle w:val="Compact"/>
+              <w:jc w:val="left"/>
             </w:pPr>
             <w:r>
               <w:rPr>
+                <w:bCs/>
                 <w:b/>
-                <w:bCs/>
               </w:rPr>
               <w:t xml:space="preserve">2 to less than 6 hours</w:t>
             </w:r>
@@ -296,11 +327,12 @@
           <w:p>
             <w:pPr>
               <w:pStyle w:val="Compact"/>
+              <w:jc w:val="left"/>
             </w:pPr>
             <w:r>
               <w:rPr>
+                <w:bCs/>
                 <w:b/>
-                <w:bCs/>
               </w:rPr>
               <w:t xml:space="preserve">50% of the Booking total</w:t>
             </w:r>
@@ -319,11 +351,12 @@
           <w:p>
             <w:pPr>
               <w:pStyle w:val="Compact"/>
+              <w:jc w:val="left"/>
             </w:pPr>
             <w:r>
               <w:rPr>
+                <w:bCs/>
                 <w:b/>
-                <w:bCs/>
               </w:rPr>
               <w:t xml:space="preserve">Less than 2 hours</w:t>
             </w:r>
@@ -334,11 +367,12 @@
           <w:p>
             <w:pPr>
               <w:pStyle w:val="Compact"/>
+              <w:jc w:val="left"/>
             </w:pPr>
             <w:r>
               <w:rPr>
+                <w:bCs/>
                 <w:b/>
-                <w:bCs/>
               </w:rPr>
               <w:t xml:space="preserve">100% of the Booking total</w:t>
             </w:r>
@@ -357,11 +391,12 @@
           <w:p>
             <w:pPr>
               <w:pStyle w:val="Compact"/>
+              <w:jc w:val="left"/>
             </w:pPr>
             <w:r>
               <w:rPr>
+                <w:bCs/>
                 <w:b/>
-                <w:bCs/>
               </w:rPr>
               <w:t xml:space="preserve">No-show by Client at scheduled time</w:t>
             </w:r>
@@ -372,11 +407,12 @@
           <w:p>
             <w:pPr>
               <w:pStyle w:val="Compact"/>
+              <w:jc w:val="left"/>
             </w:pPr>
             <w:r>
               <w:rPr>
+                <w:bCs/>
                 <w:b/>
-                <w:bCs/>
               </w:rPr>
               <w:t xml:space="preserve">100% of the Booking total</w:t>
             </w:r>
@@ -395,25 +431,37 @@
         <w:pStyle w:val="BodyText"/>
       </w:pPr>
       <w:r>
-        <w:t xml:space="preserve">The “</w:t>
-      </w:r>
-      <w:r>
-        <w:rPr>
-          <w:b/>
-          <w:bCs/>
+        <w:t xml:space="preserve">The</w:t>
+      </w:r>
+      <w:r>
+        <w:t xml:space="preserve"> </w:t>
+      </w:r>
+      <w:r>
+        <w:t xml:space="preserve">“</w:t>
+      </w:r>
+      <w:r>
+        <w:rPr>
+          <w:bCs/>
+          <w:b/>
         </w:rPr>
         <w:t xml:space="preserve">Booking total</w:t>
       </w:r>
       <w:r>
-        <w:t xml:space="preserve">” means the agreed service price plus any rush, same-day, or trust-and-safety fees, but does</w:t>
-      </w:r>
-      <w:r>
-        <w:t xml:space="preserve"> </w:t>
-      </w:r>
-      <w:r>
-        <w:rPr>
-          <w:b/>
-          <w:bCs/>
+        <w:t xml:space="preserve">”</w:t>
+      </w:r>
+      <w:r>
+        <w:t xml:space="preserve"> </w:t>
+      </w:r>
+      <w:r>
+        <w:t xml:space="preserve">means the agreed service price plus any rush, same-day, or trust-and-safety fees, but does</w:t>
+      </w:r>
+      <w:r>
+        <w:t xml:space="preserve"> </w:t>
+      </w:r>
+      <w:r>
+        <w:rPr>
+          <w:bCs/>
+          <w:b/>
         </w:rPr>
         <w:t xml:space="preserve">not</w:t>
       </w:r>
@@ -431,8 +479,8 @@
         </w:pict>
       </w:r>
     </w:p>
-    <w:bookmarkEnd w:id="10"/>
-    <w:bookmarkStart w:id="11" w:name="Xc4fffa8db965ec0005629a9fd607544fd3ebd49"/>
+    <w:bookmarkEnd w:id="21"/>
+    <w:bookmarkStart w:id="22" w:name="Xc4fffa8db965ec0005629a9fd607544fd3ebd49"/>
     <w:p>
       <w:pPr>
         <w:pStyle w:val="Heading2"/>
@@ -453,8 +501,8 @@
       <w:tblPr>
         <w:tblStyle w:val="Table"/>
         <w:tblW w:type="pct" w:w="5000"/>
-        <w:tblLayout w:type="fixed"/>
         <w:tblLook w:firstRow="1" w:lastRow="0" w:firstColumn="0" w:lastColumn="0" w:noHBand="0" w:noVBand="0" w:val="0020"/>
+        <w:jc w:val="start"/>
       </w:tblPr>
       <w:tblGrid>
         <w:gridCol w:w="3960"/>
@@ -462,13 +510,14 @@
       </w:tblGrid>
       <w:tr>
         <w:trPr>
-          <w:tblHeader w:val="on"/>
+          <w:tblHeader w:val="true"/>
         </w:trPr>
         <w:tc>
           <w:tcPr/>
           <w:p>
             <w:pPr>
               <w:pStyle w:val="Compact"/>
+              <w:jc w:val="left"/>
             </w:pPr>
             <w:r>
               <w:t xml:space="preserve">Modification Type</w:t>
@@ -480,6 +529,7 @@
           <w:p>
             <w:pPr>
               <w:pStyle w:val="Compact"/>
+              <w:jc w:val="left"/>
             </w:pPr>
             <w:r>
               <w:t xml:space="preserve">Treatment</w:t>
@@ -493,11 +543,12 @@
           <w:p>
             <w:pPr>
               <w:pStyle w:val="Compact"/>
+              <w:jc w:val="left"/>
             </w:pPr>
             <w:r>
               <w:rPr>
+                <w:bCs/>
                 <w:b/>
-                <w:bCs/>
               </w:rPr>
               <w:t xml:space="preserve">Reschedule, 6+ hours notice</w:t>
             </w:r>
@@ -508,6 +559,7 @@
           <w:p>
             <w:pPr>
               <w:pStyle w:val="Compact"/>
+              <w:jc w:val="left"/>
             </w:pPr>
             <w:r>
               <w:t xml:space="preserve">Free reschedule, subject to Pro availability.</w:t>
@@ -521,11 +573,12 @@
           <w:p>
             <w:pPr>
               <w:pStyle w:val="Compact"/>
+              <w:jc w:val="left"/>
             </w:pPr>
             <w:r>
               <w:rPr>
+                <w:bCs/>
                 <w:b/>
-                <w:bCs/>
               </w:rPr>
               <w:t xml:space="preserve">Reschedule, less than 6 hours notice</w:t>
             </w:r>
@@ -536,6 +589,7 @@
           <w:p>
             <w:pPr>
               <w:pStyle w:val="Compact"/>
+              <w:jc w:val="left"/>
             </w:pPr>
             <w:r>
               <w:t xml:space="preserve">Treated as a cancellation per Section 1, plus a new Booking is required.</w:t>
@@ -549,11 +603,12 @@
           <w:p>
             <w:pPr>
               <w:pStyle w:val="Compact"/>
+              <w:jc w:val="left"/>
             </w:pPr>
             <w:r>
               <w:rPr>
+                <w:bCs/>
                 <w:b/>
-                <w:bCs/>
               </w:rPr>
               <w:t xml:space="preserve">Increase scope</w:t>
             </w:r>
@@ -564,6 +619,7 @@
           <w:p>
             <w:pPr>
               <w:pStyle w:val="Compact"/>
+              <w:jc w:val="left"/>
             </w:pPr>
             <w:r>
               <w:t xml:space="preserve">Pro must agree; additional charge processed via the Platform.</w:t>
@@ -577,11 +633,12 @@
           <w:p>
             <w:pPr>
               <w:pStyle w:val="Compact"/>
+              <w:jc w:val="left"/>
             </w:pPr>
             <w:r>
               <w:rPr>
+                <w:bCs/>
                 <w:b/>
-                <w:bCs/>
               </w:rPr>
               <w:t xml:space="preserve">Decrease scope</w:t>
             </w:r>
@@ -592,6 +649,7 @@
           <w:p>
             <w:pPr>
               <w:pStyle w:val="Compact"/>
+              <w:jc w:val="left"/>
             </w:pPr>
             <w:r>
               <w:t xml:space="preserve">Pro must agree; partial refund of difference, if any, returned to original payment method.</w:t>
@@ -605,11 +663,12 @@
           <w:p>
             <w:pPr>
               <w:pStyle w:val="Compact"/>
+              <w:jc w:val="left"/>
             </w:pPr>
             <w:r>
               <w:rPr>
+                <w:bCs/>
                 <w:b/>
-                <w:bCs/>
               </w:rPr>
               <w:t xml:space="preserve">Change of address</w:t>
             </w:r>
@@ -620,6 +679,7 @@
           <w:p>
             <w:pPr>
               <w:pStyle w:val="Compact"/>
+              <w:jc w:val="left"/>
             </w:pPr>
             <w:r>
               <w:t xml:space="preserve">Treated as a cancellation if the new address is outside the Pro’s Service Area.</w:t>
@@ -635,8 +695,8 @@
         </w:pict>
       </w:r>
     </w:p>
-    <w:bookmarkEnd w:id="11"/>
-    <w:bookmarkStart w:id="12" w:name="recurring-bookings"/>
+    <w:bookmarkEnd w:id="22"/>
+    <w:bookmarkStart w:id="23" w:name="recurring-bookings"/>
     <w:p>
       <w:pPr>
         <w:pStyle w:val="Heading2"/>
@@ -657,8 +717,8 @@
       </w:r>
       <w:r>
         <w:rPr>
-          <w:b/>
-          <w:bCs/>
+          <w:bCs/>
+          <w:b/>
         </w:rPr>
         <w:t xml:space="preserve">recurring Bookings</w:t>
       </w:r>
@@ -671,11 +731,11 @@
     </w:p>
     <w:p>
       <w:pPr>
-        <w:pStyle w:val="Compact"/>
         <w:numPr>
           <w:ilvl w:val="0"/>
           <w:numId w:val="1001"/>
         </w:numPr>
+        <w:pStyle w:val="Compact"/>
       </w:pPr>
       <w:r>
         <w:t xml:space="preserve">Each instance is subject to the cancellation rules in Section 1, applied to that instance’s scheduled start time.</w:t>
@@ -683,16 +743,16 @@
     </w:p>
     <w:p>
       <w:pPr>
-        <w:pStyle w:val="Compact"/>
         <w:numPr>
           <w:ilvl w:val="0"/>
           <w:numId w:val="1001"/>
         </w:numPr>
-      </w:pPr>
-      <w:r>
-        <w:rPr>
-          <w:b/>
-          <w:bCs/>
+        <w:pStyle w:val="Compact"/>
+      </w:pPr>
+      <w:r>
+        <w:rPr>
+          <w:bCs/>
+          <w:b/>
         </w:rPr>
         <w:t xml:space="preserve">Cancel the entire recurring schedule</w:t>
       </w:r>
@@ -702,16 +762,16 @@
     </w:p>
     <w:p>
       <w:pPr>
-        <w:pStyle w:val="Compact"/>
         <w:numPr>
           <w:ilvl w:val="0"/>
           <w:numId w:val="1001"/>
         </w:numPr>
-      </w:pPr>
-      <w:r>
-        <w:rPr>
-          <w:b/>
-          <w:bCs/>
+        <w:pStyle w:val="Compact"/>
+      </w:pPr>
+      <w:r>
+        <w:rPr>
+          <w:bCs/>
+          <w:b/>
         </w:rPr>
         <w:t xml:space="preserve">Pro changes for recurring Bookings</w:t>
       </w:r>
@@ -726,8 +786,8 @@
         </w:pict>
       </w:r>
     </w:p>
-    <w:bookmarkEnd w:id="12"/>
-    <w:bookmarkStart w:id="14" w:name="pro-cancellations"/>
+    <w:bookmarkEnd w:id="23"/>
+    <w:bookmarkStart w:id="25" w:name="pro-cancellations"/>
     <w:p>
       <w:pPr>
         <w:pStyle w:val="Heading2"/>
@@ -740,8 +800,8 @@
       <w:tblPr>
         <w:tblStyle w:val="Table"/>
         <w:tblW w:type="pct" w:w="5000"/>
-        <w:tblLayout w:type="fixed"/>
         <w:tblLook w:firstRow="1" w:lastRow="0" w:firstColumn="0" w:lastColumn="0" w:noHBand="0" w:noVBand="0" w:val="0020"/>
+        <w:jc w:val="start"/>
       </w:tblPr>
       <w:tblGrid>
         <w:gridCol w:w="3960"/>
@@ -749,13 +809,14 @@
       </w:tblGrid>
       <w:tr>
         <w:trPr>
-          <w:tblHeader w:val="on"/>
+          <w:tblHeader w:val="true"/>
         </w:trPr>
         <w:tc>
           <w:tcPr/>
           <w:p>
             <w:pPr>
               <w:pStyle w:val="Compact"/>
+              <w:jc w:val="left"/>
             </w:pPr>
             <w:r>
               <w:t xml:space="preserve">Event</w:t>
@@ -767,6 +828,7 @@
           <w:p>
             <w:pPr>
               <w:pStyle w:val="Compact"/>
+              <w:jc w:val="left"/>
             </w:pPr>
             <w:r>
               <w:t xml:space="preserve">Consequence</w:t>
@@ -780,11 +842,12 @@
           <w:p>
             <w:pPr>
               <w:pStyle w:val="Compact"/>
+              <w:jc w:val="left"/>
             </w:pPr>
             <w:r>
               <w:rPr>
+                <w:bCs/>
                 <w:b/>
-                <w:bCs/>
               </w:rPr>
               <w:t xml:space="preserve">Pro cancels 6+ hours before start</w:t>
             </w:r>
@@ -795,6 +858,7 @@
           <w:p>
             <w:pPr>
               <w:pStyle w:val="Compact"/>
+              <w:jc w:val="left"/>
             </w:pPr>
             <w:r>
               <w:t xml:space="preserve">Client receives full refund and free re-booking with another Pro. Logged on Reliability Indicator.</w:t>
@@ -808,11 +872,12 @@
           <w:p>
             <w:pPr>
               <w:pStyle w:val="Compact"/>
+              <w:jc w:val="left"/>
             </w:pPr>
             <w:r>
               <w:rPr>
+                <w:bCs/>
                 <w:b/>
-                <w:bCs/>
               </w:rPr>
               <w:t xml:space="preserve">Pro cancels less than 6 hours before start</w:t>
             </w:r>
@@ -823,6 +888,7 @@
           <w:p>
             <w:pPr>
               <w:pStyle w:val="Compact"/>
+              <w:jc w:val="left"/>
             </w:pPr>
             <w:r>
               <w:t xml:space="preserve">Full refund + free re-booking + one-time PureTask service credit toward a future Booking. Logged on Reliability Indicator.</w:t>
@@ -836,11 +902,12 @@
           <w:p>
             <w:pPr>
               <w:pStyle w:val="Compact"/>
+              <w:jc w:val="left"/>
             </w:pPr>
             <w:r>
               <w:rPr>
+                <w:bCs/>
                 <w:b/>
-                <w:bCs/>
               </w:rPr>
               <w:t xml:space="preserve">Pro no-show (does not arrive within 30 minutes of scheduled start)</w:t>
             </w:r>
@@ -851,6 +918,7 @@
           <w:p>
             <w:pPr>
               <w:pStyle w:val="Compact"/>
+              <w:jc w:val="left"/>
             </w:pPr>
             <w:r>
               <w:t xml:space="preserve">Full refund. Logged on Reliability Indicator. Repeated no-shows may result in suspension.</w:t>
@@ -869,7 +937,7 @@
       <w:r>
         <w:t xml:space="preserve"> </w:t>
       </w:r>
-      <w:hyperlink r:id="rId13">
+      <w:hyperlink r:id="rId24">
         <w:r>
           <w:rPr>
             <w:rStyle w:val="Hyperlink"/>
@@ -891,8 +959,8 @@
         </w:pict>
       </w:r>
     </w:p>
-    <w:bookmarkEnd w:id="14"/>
-    <w:bookmarkStart w:id="15" w:name="partial-completion"/>
+    <w:bookmarkEnd w:id="25"/>
+    <w:bookmarkStart w:id="26" w:name="partial-completion"/>
     <w:p>
       <w:pPr>
         <w:pStyle w:val="Heading2"/>
@@ -913,8 +981,8 @@
       <w:tblPr>
         <w:tblStyle w:val="Table"/>
         <w:tblW w:type="pct" w:w="5000"/>
-        <w:tblLayout w:type="fixed"/>
         <w:tblLook w:firstRow="1" w:lastRow="0" w:firstColumn="0" w:lastColumn="0" w:noHBand="0" w:noVBand="0" w:val="0020"/>
+        <w:jc w:val="start"/>
       </w:tblPr>
       <w:tblGrid>
         <w:gridCol w:w="3960"/>
@@ -922,13 +990,14 @@
       </w:tblGrid>
       <w:tr>
         <w:trPr>
-          <w:tblHeader w:val="on"/>
+          <w:tblHeader w:val="true"/>
         </w:trPr>
         <w:tc>
           <w:tcPr/>
           <w:p>
             <w:pPr>
               <w:pStyle w:val="Compact"/>
+              <w:jc w:val="left"/>
             </w:pPr>
             <w:r>
               <w:t xml:space="preserve">Scenario</w:t>
@@ -940,6 +1009,7 @@
           <w:p>
             <w:pPr>
               <w:pStyle w:val="Compact"/>
+              <w:jc w:val="left"/>
             </w:pPr>
             <w:r>
               <w:t xml:space="preserve">Treatment</w:t>
@@ -953,11 +1023,12 @@
           <w:p>
             <w:pPr>
               <w:pStyle w:val="Compact"/>
+              <w:jc w:val="left"/>
             </w:pPr>
             <w:r>
               <w:rPr>
+                <w:bCs/>
                 <w:b/>
-                <w:bCs/>
               </w:rPr>
               <w:t xml:space="preserve">Pro completes ≥75% of scope</w:t>
             </w:r>
@@ -968,6 +1039,7 @@
           <w:p>
             <w:pPr>
               <w:pStyle w:val="Compact"/>
+              <w:jc w:val="left"/>
             </w:pPr>
             <w:r>
               <w:t xml:space="preserve">Full payment, with Client option to file a dispute for partial credit if quality concerns exist.</w:t>
@@ -981,11 +1053,12 @@
           <w:p>
             <w:pPr>
               <w:pStyle w:val="Compact"/>
+              <w:jc w:val="left"/>
             </w:pPr>
             <w:r>
               <w:rPr>
+                <w:bCs/>
                 <w:b/>
-                <w:bCs/>
               </w:rPr>
               <w:t xml:space="preserve">Pro completes 25–75% of scope</w:t>
             </w:r>
@@ -996,6 +1069,7 @@
           <w:p>
             <w:pPr>
               <w:pStyle w:val="Compact"/>
+              <w:jc w:val="left"/>
             </w:pPr>
             <w:r>
               <w:t xml:space="preserve">Pro paid pro-rata; remaining balance refunded to Client.</w:t>
@@ -1009,11 +1083,12 @@
           <w:p>
             <w:pPr>
               <w:pStyle w:val="Compact"/>
+              <w:jc w:val="left"/>
             </w:pPr>
             <w:r>
               <w:rPr>
+                <w:bCs/>
                 <w:b/>
-                <w:bCs/>
               </w:rPr>
               <w:t xml:space="preserve">Pro completes &lt;25% of scope</w:t>
             </w:r>
@@ -1024,6 +1099,7 @@
           <w:p>
             <w:pPr>
               <w:pStyle w:val="Compact"/>
+              <w:jc w:val="left"/>
             </w:pPr>
             <w:r>
               <w:t xml:space="preserve">Pro paid the</w:t>
@@ -1033,8 +1109,8 @@
             </w:r>
             <w:r>
               <w:rPr>
+                <w:bCs/>
                 <w:b/>
-                <w:bCs/>
               </w:rPr>
               <w:t xml:space="preserve">trip fee</w:t>
             </w:r>
@@ -1063,8 +1139,8 @@
         </w:pict>
       </w:r>
     </w:p>
-    <w:bookmarkEnd w:id="15"/>
-    <w:bookmarkStart w:id="16" w:name="X138cd68cccded5bcd50348014b834599397804b"/>
+    <w:bookmarkEnd w:id="26"/>
+    <w:bookmarkStart w:id="27" w:name="X138cd68cccded5bcd50348014b834599397804b"/>
     <w:p>
       <w:pPr>
         <w:pStyle w:val="Heading2"/>
@@ -1083,11 +1159,11 @@
     </w:p>
     <w:p>
       <w:pPr>
-        <w:pStyle w:val="Compact"/>
         <w:numPr>
           <w:ilvl w:val="0"/>
           <w:numId w:val="1002"/>
         </w:numPr>
+        <w:pStyle w:val="Compact"/>
       </w:pPr>
       <w:r>
         <w:t xml:space="preserve">The property poses an undisclosed safety hazard (biohazards, unsecured firearms, aggressive animals, structural risks);</w:t>
@@ -1095,11 +1171,11 @@
     </w:p>
     <w:p>
       <w:pPr>
-        <w:pStyle w:val="Compact"/>
         <w:numPr>
           <w:ilvl w:val="0"/>
           <w:numId w:val="1002"/>
         </w:numPr>
+        <w:pStyle w:val="Compact"/>
       </w:pPr>
       <w:r>
         <w:t xml:space="preserve">The actual property condition is materially different from the booking description (significantly larger, in significantly worse condition);</w:t>
@@ -1107,11 +1183,11 @@
     </w:p>
     <w:p>
       <w:pPr>
-        <w:pStyle w:val="Compact"/>
         <w:numPr>
           <w:ilvl w:val="0"/>
           <w:numId w:val="1002"/>
         </w:numPr>
+        <w:pStyle w:val="Compact"/>
       </w:pPr>
       <w:r>
         <w:t xml:space="preserve">The Client is intoxicated, hostile, or has made the workspace unsafe;</w:t>
@@ -1119,11 +1195,11 @@
     </w:p>
     <w:p>
       <w:pPr>
-        <w:pStyle w:val="Compact"/>
         <w:numPr>
           <w:ilvl w:val="0"/>
           <w:numId w:val="1002"/>
         </w:numPr>
+        <w:pStyle w:val="Compact"/>
       </w:pPr>
       <w:r>
         <w:t xml:space="preserve">The Client has requested services outside the agreed scope, or that violate the AUP, or that would be illegal,</w:t>
@@ -1139,11 +1215,11 @@
     </w:p>
     <w:p>
       <w:pPr>
-        <w:pStyle w:val="Compact"/>
         <w:numPr>
           <w:ilvl w:val="0"/>
           <w:numId w:val="1003"/>
         </w:numPr>
+        <w:pStyle w:val="Compact"/>
       </w:pPr>
       <w:r>
         <w:t xml:space="preserve">The Client is charged a</w:t>
@@ -1153,8 +1229,8 @@
       </w:r>
       <w:r>
         <w:rPr>
-          <w:b/>
-          <w:bCs/>
+          <w:bCs/>
+          <w:b/>
         </w:rPr>
         <w:t xml:space="preserve">trip fee of 50% of the Booking total</w:t>
       </w:r>
@@ -1167,11 +1243,11 @@
     </w:p>
     <w:p>
       <w:pPr>
-        <w:pStyle w:val="Compact"/>
         <w:numPr>
           <w:ilvl w:val="0"/>
           <w:numId w:val="1003"/>
         </w:numPr>
+        <w:pStyle w:val="Compact"/>
       </w:pPr>
       <w:r>
         <w:t xml:space="preserve">The remaining 50% is refunded; and</w:t>
@@ -1179,11 +1255,11 @@
     </w:p>
     <w:p>
       <w:pPr>
-        <w:pStyle w:val="Compact"/>
         <w:numPr>
           <w:ilvl w:val="0"/>
           <w:numId w:val="1003"/>
         </w:numPr>
+        <w:pStyle w:val="Compact"/>
       </w:pPr>
       <w:r>
         <w:t xml:space="preserve">The incident is logged.</w:t>
@@ -1204,8 +1280,8 @@
         </w:pict>
       </w:r>
     </w:p>
-    <w:bookmarkEnd w:id="16"/>
-    <w:bookmarkStart w:id="17" w:name="client-initiated-mid-job-termination"/>
+    <w:bookmarkEnd w:id="27"/>
+    <w:bookmarkStart w:id="28" w:name="client-initiated-mid-job-termination"/>
     <w:p>
       <w:pPr>
         <w:pStyle w:val="Heading2"/>
@@ -1226,8 +1302,8 @@
       <w:tblPr>
         <w:tblStyle w:val="Table"/>
         <w:tblW w:type="pct" w:w="5000"/>
-        <w:tblLayout w:type="fixed"/>
         <w:tblLook w:firstRow="1" w:lastRow="0" w:firstColumn="0" w:lastColumn="0" w:noHBand="0" w:noVBand="0" w:val="0020"/>
+        <w:jc w:val="start"/>
       </w:tblPr>
       <w:tblGrid>
         <w:gridCol w:w="3960"/>
@@ -1235,13 +1311,14 @@
       </w:tblGrid>
       <w:tr>
         <w:trPr>
-          <w:tblHeader w:val="on"/>
+          <w:tblHeader w:val="true"/>
         </w:trPr>
         <w:tc>
           <w:tcPr/>
           <w:p>
             <w:pPr>
               <w:pStyle w:val="Compact"/>
+              <w:jc w:val="left"/>
             </w:pPr>
             <w:r>
               <w:t xml:space="preserve">Reason</w:t>
@@ -1253,6 +1330,7 @@
           <w:p>
             <w:pPr>
               <w:pStyle w:val="Compact"/>
+              <w:jc w:val="left"/>
             </w:pPr>
             <w:r>
               <w:t xml:space="preserve">Treatment</w:t>
@@ -1266,11 +1344,12 @@
           <w:p>
             <w:pPr>
               <w:pStyle w:val="Compact"/>
+              <w:jc w:val="left"/>
             </w:pPr>
             <w:r>
               <w:rPr>
+                <w:bCs/>
                 <w:b/>
-                <w:bCs/>
               </w:rPr>
               <w:t xml:space="preserve">Pro misconduct (verified)</w:t>
             </w:r>
@@ -1281,6 +1360,7 @@
           <w:p>
             <w:pPr>
               <w:pStyle w:val="Compact"/>
+              <w:jc w:val="left"/>
             </w:pPr>
             <w:r>
               <w:t xml:space="preserve">Full refund; Pro may face suspension; incident reviewed by PureTask.</w:t>
@@ -1294,11 +1374,12 @@
           <w:p>
             <w:pPr>
               <w:pStyle w:val="Compact"/>
+              <w:jc w:val="left"/>
             </w:pPr>
             <w:r>
               <w:rPr>
+                <w:bCs/>
                 <w:b/>
-                <w:bCs/>
               </w:rPr>
               <w:t xml:space="preserve">Client change of mind</w:t>
             </w:r>
@@ -1309,6 +1390,7 @@
           <w:p>
             <w:pPr>
               <w:pStyle w:val="Compact"/>
+              <w:jc w:val="left"/>
             </w:pPr>
             <w:r>
               <w:t xml:space="preserve">Pro paid pro-rata for time worked, minimum 50% of Booking total; remainder refunded.</w:t>
@@ -1322,11 +1404,12 @@
           <w:p>
             <w:pPr>
               <w:pStyle w:val="Compact"/>
+              <w:jc w:val="left"/>
             </w:pPr>
             <w:r>
               <w:rPr>
+                <w:bCs/>
                 <w:b/>
-                <w:bCs/>
               </w:rPr>
               <w:t xml:space="preserve">Emergency (medical, family, evacuation)</w:t>
             </w:r>
@@ -1337,6 +1420,7 @@
           <w:p>
             <w:pPr>
               <w:pStyle w:val="Compact"/>
+              <w:jc w:val="left"/>
             </w:pPr>
             <w:r>
               <w:t xml:space="preserve">PureTask may at its discretion waive the fee under Section 8.</w:t>
@@ -1352,8 +1436,8 @@
         </w:pict>
       </w:r>
     </w:p>
-    <w:bookmarkEnd w:id="17"/>
-    <w:bookmarkStart w:id="18" w:name="X882ab7442dc7b3f011f076314ba80cf05660162"/>
+    <w:bookmarkEnd w:id="28"/>
+    <w:bookmarkStart w:id="29" w:name="X882ab7442dc7b3f011f076314ba80cf05660162"/>
     <w:p>
       <w:pPr>
         <w:pStyle w:val="Heading2"/>
@@ -1374,8 +1458,8 @@
       </w:r>
       <w:r>
         <w:rPr>
-          <w:b/>
-          <w:bCs/>
+          <w:bCs/>
+          <w:b/>
         </w:rPr>
         <w:t xml:space="preserve">family medical emergency</w:t>
       </w:r>
@@ -1387,8 +1471,8 @@
       </w:r>
       <w:r>
         <w:rPr>
-          <w:b/>
-          <w:bCs/>
+          <w:bCs/>
+          <w:b/>
         </w:rPr>
         <w:t xml:space="preserve">pet medical emergency requiring immediate attention</w:t>
       </w:r>
@@ -1411,8 +1495,8 @@
         </w:pict>
       </w:r>
     </w:p>
-    <w:bookmarkEnd w:id="18"/>
-    <w:bookmarkStart w:id="19" w:name="refund-processing"/>
+    <w:bookmarkEnd w:id="29"/>
+    <w:bookmarkStart w:id="30" w:name="refund-processing"/>
     <w:p>
       <w:pPr>
         <w:pStyle w:val="Heading2"/>
@@ -1433,8 +1517,8 @@
       </w:r>
       <w:r>
         <w:rPr>
-          <w:b/>
-          <w:bCs/>
+          <w:bCs/>
+          <w:b/>
         </w:rPr>
         <w:t xml:space="preserve">original payment method</w:t>
       </w:r>
@@ -1449,8 +1533,8 @@
       </w:r>
       <w:r>
         <w:rPr>
-          <w:b/>
-          <w:bCs/>
+          <w:bCs/>
+          <w:b/>
         </w:rPr>
         <w:t xml:space="preserve">5–10 business days</w:t>
       </w:r>
@@ -1473,8 +1557,8 @@
       </w:r>
       <w:r>
         <w:rPr>
-          <w:b/>
-          <w:bCs/>
+          <w:bCs/>
+          <w:b/>
         </w:rPr>
         <w:t xml:space="preserve">not</w:t>
       </w:r>
@@ -1492,8 +1576,8 @@
         </w:pict>
       </w:r>
     </w:p>
-    <w:bookmarkEnd w:id="19"/>
-    <w:bookmarkStart w:id="20" w:name="disputes-and-partial-refunds"/>
+    <w:bookmarkEnd w:id="30"/>
+    <w:bookmarkStart w:id="31" w:name="disputes-and-partial-refunds"/>
     <w:p>
       <w:pPr>
         <w:pStyle w:val="Heading2"/>
@@ -1514,8 +1598,8 @@
       </w:r>
       <w:r>
         <w:rPr>
-          <w:b/>
-          <w:bCs/>
+          <w:bCs/>
+          <w:b/>
         </w:rPr>
         <w:t xml:space="preserve">dispute</w:t>
       </w:r>
@@ -1530,8 +1614,8 @@
       </w:r>
       <w:r>
         <w:rPr>
-          <w:b/>
-          <w:bCs/>
+          <w:bCs/>
+          <w:b/>
         </w:rPr>
         <w:t xml:space="preserve">24 hours</w:t>
       </w:r>
@@ -1549,8 +1633,8 @@
         </w:pict>
       </w:r>
     </w:p>
-    <w:bookmarkEnd w:id="20"/>
-    <w:bookmarkStart w:id="21" w:name="tip-refunds"/>
+    <w:bookmarkEnd w:id="31"/>
+    <w:bookmarkStart w:id="32" w:name="tip-refunds"/>
     <w:p>
       <w:pPr>
         <w:pStyle w:val="Heading2"/>
@@ -1571,8 +1655,8 @@
       </w:r>
       <w:r>
         <w:rPr>
-          <w:b/>
-          <w:bCs/>
+          <w:bCs/>
+          <w:b/>
         </w:rPr>
         <w:t xml:space="preserve">not refundable</w:t>
       </w:r>
@@ -1602,8 +1686,8 @@
         </w:pict>
       </w:r>
     </w:p>
-    <w:bookmarkEnd w:id="21"/>
-    <w:bookmarkStart w:id="22" w:name="state-specific-notes"/>
+    <w:bookmarkEnd w:id="32"/>
+    <w:bookmarkStart w:id="33" w:name="state-specific-notes"/>
     <w:p>
       <w:pPr>
         <w:pStyle w:val="Heading2"/>
@@ -1614,16 +1698,16 @@
     </w:p>
     <w:p>
       <w:pPr>
-        <w:pStyle w:val="Compact"/>
         <w:numPr>
           <w:ilvl w:val="0"/>
           <w:numId w:val="1004"/>
         </w:numPr>
-      </w:pPr>
-      <w:r>
-        <w:rPr>
-          <w:b/>
-          <w:bCs/>
+        <w:pStyle w:val="Compact"/>
+      </w:pPr>
+      <w:r>
+        <w:rPr>
+          <w:bCs/>
+          <w:b/>
         </w:rPr>
         <w:t xml:space="preserve">California</w:t>
       </w:r>
@@ -1635,8 +1719,8 @@
       </w:r>
       <w:r>
         <w:rPr>
-          <w:b/>
-          <w:bCs/>
+          <w:bCs/>
+          <w:b/>
         </w:rPr>
         <w:t xml:space="preserve">Cal. Bus. &amp; Prof. Code § 17500.5</w:t>
       </w:r>
@@ -1646,16 +1730,16 @@
     </w:p>
     <w:p>
       <w:pPr>
-        <w:pStyle w:val="Compact"/>
         <w:numPr>
           <w:ilvl w:val="0"/>
           <w:numId w:val="1004"/>
         </w:numPr>
-      </w:pPr>
-      <w:r>
-        <w:rPr>
-          <w:b/>
-          <w:bCs/>
+        <w:pStyle w:val="Compact"/>
+      </w:pPr>
+      <w:r>
+        <w:rPr>
+          <w:bCs/>
+          <w:b/>
         </w:rPr>
         <w:t xml:space="preserve">Texas</w:t>
       </w:r>
@@ -1667,8 +1751,8 @@
       </w:r>
       <w:r>
         <w:rPr>
-          <w:b/>
-          <w:bCs/>
+          <w:bCs/>
+          <w:b/>
         </w:rPr>
         <w:t xml:space="preserve">Texas Deceptive Trade Practices Act, Tex. Bus. &amp; Com. Code Ch. 17</w:t>
       </w:r>
@@ -1678,16 +1762,16 @@
     </w:p>
     <w:p>
       <w:pPr>
-        <w:pStyle w:val="Compact"/>
         <w:numPr>
           <w:ilvl w:val="0"/>
           <w:numId w:val="1004"/>
         </w:numPr>
-      </w:pPr>
-      <w:r>
-        <w:rPr>
-          <w:b/>
-          <w:bCs/>
+        <w:pStyle w:val="Compact"/>
+      </w:pPr>
+      <w:r>
+        <w:rPr>
+          <w:bCs/>
+          <w:b/>
         </w:rPr>
         <w:t xml:space="preserve">Florida</w:t>
       </w:r>
@@ -1699,8 +1783,8 @@
       </w:r>
       <w:r>
         <w:rPr>
-          <w:b/>
-          <w:bCs/>
+          <w:bCs/>
+          <w:b/>
         </w:rPr>
         <w:t xml:space="preserve">Florida Deceptive and Unfair Trade Practices Act, Fla. Stat. Ch. 501</w:t>
       </w:r>
@@ -1715,8 +1799,8 @@
         </w:pict>
       </w:r>
     </w:p>
-    <w:bookmarkEnd w:id="22"/>
-    <w:bookmarkStart w:id="23" w:name="changes"/>
+    <w:bookmarkEnd w:id="33"/>
+    <w:bookmarkStart w:id="34" w:name="changes"/>
     <w:p>
       <w:pPr>
         <w:pStyle w:val="Heading2"/>
@@ -1737,8 +1821,8 @@
       </w:r>
       <w:r>
         <w:rPr>
-          <w:b/>
-          <w:bCs/>
+          <w:bCs/>
+          <w:b/>
         </w:rPr>
         <w:t xml:space="preserve">30 days</w:t>
       </w:r>
@@ -1756,8 +1840,8 @@
         </w:pict>
       </w:r>
     </w:p>
-    <w:bookmarkEnd w:id="23"/>
-    <w:bookmarkStart w:id="24" w:name="contact"/>
+    <w:bookmarkEnd w:id="34"/>
+    <w:bookmarkStart w:id="35" w:name="contact"/>
     <w:p>
       <w:pPr>
         <w:pStyle w:val="Heading2"/>
@@ -1778,33 +1862,54 @@
       </w:r>
       <w:r>
         <w:rPr>
-          <w:b/>
-          <w:bCs/>
+          <w:bCs/>
+          <w:b/>
         </w:rPr>
         <w:t xml:space="preserve">otherpuretask@gmail.com</w:t>
       </w:r>
       <w:r>
-        <w:t xml:space="preserve">, subject “</w:t>
-      </w:r>
-      <w:r>
-        <w:rPr>
-          <w:b/>
-          <w:bCs/>
+        <w:t xml:space="preserve">, subject</w:t>
+      </w:r>
+      <w:r>
+        <w:t xml:space="preserve"> </w:t>
+      </w:r>
+      <w:r>
+        <w:t xml:space="preserve">“</w:t>
+      </w:r>
+      <w:r>
+        <w:rPr>
+          <w:bCs/>
+          <w:b/>
         </w:rPr>
         <w:t xml:space="preserve">Cancellation</w:t>
       </w:r>
       <w:r>
-        <w:t xml:space="preserve">” or “</w:t>
-      </w:r>
-      <w:r>
-        <w:rPr>
-          <w:b/>
-          <w:bCs/>
+        <w:t xml:space="preserve">”</w:t>
+      </w:r>
+      <w:r>
+        <w:t xml:space="preserve"> </w:t>
+      </w:r>
+      <w:r>
+        <w:t xml:space="preserve">or</w:t>
+      </w:r>
+      <w:r>
+        <w:t xml:space="preserve"> </w:t>
+      </w:r>
+      <w:r>
+        <w:t xml:space="preserve">“</w:t>
+      </w:r>
+      <w:r>
+        <w:rPr>
+          <w:bCs/>
+          <w:b/>
         </w:rPr>
         <w:t xml:space="preserve">Dispute</w:t>
       </w:r>
       <w:r>
-        <w:t xml:space="preserve">.”</w:t>
+        <w:t xml:space="preserve">.</w:t>
+      </w:r>
+      <w:r>
+        <w:t xml:space="preserve">”</w:t>
       </w:r>
     </w:p>
     <w:p>
@@ -1813,8 +1918,8 @@
       </w:pPr>
       <w:r>
         <w:rPr>
-          <w:b/>
-          <w:bCs/>
+          <w:bCs/>
+          <w:b/>
         </w:rPr>
         <w:t xml:space="preserve">PureTask LLC</w:t>
       </w:r>
@@ -1838,19 +1943,15 @@
       </w:pPr>
       <w:r>
         <w:rPr>
+          <w:iCs/>
           <w:i/>
-          <w:iCs/>
         </w:rPr>
         <w:t xml:space="preserve">This document is a general template. It is not legal advice.</w:t>
       </w:r>
     </w:p>
-    <w:bookmarkEnd w:id="24"/>
-    <w:bookmarkEnd w:id="25"/>
-    <w:sectPr>
-      <w:footnotePr>
-        <w:numRestart w:val="eachSect"/>
-      </w:footnotePr>
-    </w:sectPr>
+    <w:bookmarkEnd w:id="35"/>
+    <w:bookmarkEnd w:id="36"/>
+    <w:sectPr/>
   </w:body>
 </w:document>
 </file>
@@ -1881,14 +1982,14 @@
 <file path=word/numbering.xml><?xml version="1.0" encoding="utf-8"?>
 <w:numbering xmlns:w="http://schemas.openxmlformats.org/wordprocessingml/2006/main">
   <w:abstractNum w:abstractNumId="990">
-    <w:nsid w:val="0000A990"/>
+    <w:nsid w:val="A990"/>
     <w:multiLevelType w:val="multilevel"/>
     <w:lvl w:ilvl="0">
       <w:numFmt w:val="bullet"/>
       <w:lvlText w:val=" "/>
       <w:lvlJc w:val="left"/>
       <w:pPr>
-        <w:ind w:left="720" w:hanging="360"/>
+        <w:ind w:left="720" w:hanging="480"/>
       </w:pPr>
     </w:lvl>
     <w:lvl w:ilvl="1">
@@ -1896,7 +1997,7 @@
       <w:lvlText w:val=" "/>
       <w:lvlJc w:val="left"/>
       <w:pPr>
-        <w:ind w:left="1440" w:hanging="360"/>
+        <w:ind w:left="1440" w:hanging="480"/>
       </w:pPr>
     </w:lvl>
     <w:lvl w:ilvl="2">
@@ -1904,7 +2005,7 @@
       <w:lvlText w:val=" "/>
       <w:lvlJc w:val="left"/>
       <w:pPr>
-        <w:ind w:left="2160" w:hanging="360"/>
+        <w:ind w:left="2160" w:hanging="480"/>
       </w:pPr>
     </w:lvl>
     <w:lvl w:ilvl="3">
@@ -1912,7 +2013,7 @@
       <w:lvlText w:val=" "/>
       <w:lvlJc w:val="left"/>
       <w:pPr>
-        <w:ind w:left="2880" w:hanging="360"/>
+        <w:ind w:left="2880" w:hanging="480"/>
       </w:pPr>
     </w:lvl>
     <w:lvl w:ilvl="4">
@@ -1920,7 +2021,7 @@
       <w:lvlText w:val=" "/>
       <w:lvlJc w:val="left"/>
       <w:pPr>
-        <w:ind w:left="3600" w:hanging="360"/>
+        <w:ind w:left="3600" w:hanging="480"/>
       </w:pPr>
     </w:lvl>
     <w:lvl w:ilvl="5">
@@ -1928,7 +2029,7 @@
       <w:lvlText w:val=" "/>
       <w:lvlJc w:val="left"/>
       <w:pPr>
-        <w:ind w:left="4320" w:hanging="360"/>
+        <w:ind w:left="4320" w:hanging="480"/>
       </w:pPr>
     </w:lvl>
     <w:lvl w:ilvl="6">
@@ -1936,7 +2037,7 @@
       <w:lvlText w:val=" "/>
       <w:lvlJc w:val="left"/>
       <w:pPr>
-        <w:ind w:left="5040" w:hanging="360"/>
+        <w:ind w:left="5040" w:hanging="480"/>
       </w:pPr>
     </w:lvl>
     <w:lvl w:ilvl="7">
@@ -1944,7 +2045,7 @@
       <w:lvlText w:val=" "/>
       <w:lvlJc w:val="left"/>
       <w:pPr>
-        <w:ind w:left="5760" w:hanging="360"/>
+        <w:ind w:left="5760" w:hanging="480"/>
       </w:pPr>
     </w:lvl>
     <w:lvl w:ilvl="8">
@@ -1952,111 +2053,84 @@
       <w:lvlText w:val=" "/>
       <w:lvlJc w:val="left"/>
       <w:pPr>
-        <w:ind w:left="6480" w:hanging="360"/>
+        <w:ind w:left="6480" w:hanging="480"/>
       </w:pPr>
     </w:lvl>
   </w:abstractNum>
   <w:abstractNum w:abstractNumId="991">
-    <w:nsid w:val="0000A991"/>
+    <w:nsid w:val="A991"/>
     <w:multiLevelType w:val="multilevel"/>
     <w:lvl w:ilvl="0">
       <w:numFmt w:val="bullet"/>
-      <w:lvlText w:val=""/>
+      <w:lvlText w:val="•"/>
       <w:lvlJc w:val="left"/>
       <w:pPr>
-        <w:ind w:left="720" w:hanging="360"/>
-      </w:pPr>
-      <w:rPr>
-        <w:rFonts w:ascii="Symbol" w:hAnsi="Symbol" w:cs="Symbol" w:hint="default"/>
-      </w:rPr>
+        <w:ind w:left="720" w:hanging="480"/>
+      </w:pPr>
     </w:lvl>
     <w:lvl w:ilvl="1">
       <w:numFmt w:val="bullet"/>
-      <w:lvlText w:val="o"/>
+      <w:lvlText w:val="–"/>
       <w:lvlJc w:val="left"/>
       <w:pPr>
-        <w:ind w:left="1440" w:hanging="360"/>
-      </w:pPr>
-      <w:rPr>
-        <w:rFonts w:ascii="Courier New" w:hAnsi="Courier New" w:cs="Courier New" w:hint="default"/>
-      </w:rPr>
+        <w:ind w:left="1440" w:hanging="480"/>
+      </w:pPr>
     </w:lvl>
     <w:lvl w:ilvl="2">
       <w:numFmt w:val="bullet"/>
-      <w:lvlText w:val=""/>
+      <w:lvlText w:val="•"/>
       <w:lvlJc w:val="left"/>
       <w:pPr>
-        <w:ind w:left="2160" w:hanging="360"/>
-      </w:pPr>
-      <w:rPr>
-        <w:rFonts w:ascii="Wingdings" w:hAnsi="Wingdings" w:cs="Wingdings" w:hint="default"/>
-      </w:rPr>
+        <w:ind w:left="2160" w:hanging="480"/>
+      </w:pPr>
     </w:lvl>
     <w:lvl w:ilvl="3">
       <w:numFmt w:val="bullet"/>
-      <w:lvlText w:val=""/>
+      <w:lvlText w:val="–"/>
       <w:lvlJc w:val="left"/>
       <w:pPr>
-        <w:ind w:left="2880" w:hanging="360"/>
-      </w:pPr>
-      <w:rPr>
-        <w:rFonts w:ascii="Symbol" w:hAnsi="Symbol" w:cs="Symbol" w:hint="default"/>
-      </w:rPr>
+        <w:ind w:left="2880" w:hanging="480"/>
+      </w:pPr>
     </w:lvl>
     <w:lvl w:ilvl="4">
       <w:numFmt w:val="bullet"/>
-      <w:lvlText w:val="o"/>
+      <w:lvlText w:val="•"/>
       <w:lvlJc w:val="left"/>
       <w:pPr>
-        <w:ind w:left="3600" w:hanging="360"/>
-      </w:pPr>
-      <w:rPr>
-        <w:rFonts w:ascii="Courier New" w:hAnsi="Courier New" w:cs="Courier New" w:hint="default"/>
-      </w:rPr>
+        <w:ind w:left="3600" w:hanging="480"/>
+      </w:pPr>
     </w:lvl>
     <w:lvl w:ilvl="5">
       <w:numFmt w:val="bullet"/>
-      <w:lvlText w:val=""/>
+      <w:lvlText w:val="–"/>
       <w:lvlJc w:val="left"/>
       <w:pPr>
-        <w:ind w:left="4320" w:hanging="360"/>
-      </w:pPr>
-      <w:rPr>
-        <w:rFonts w:ascii="Wingdings" w:hAnsi="Wingdings" w:cs="Wingdings" w:hint="default"/>
-      </w:rPr>
+        <w:ind w:left="4320" w:hanging="480"/>
+      </w:pPr>
     </w:lvl>
     <w:lvl w:ilvl="6">
       <w:numFmt w:val="bullet"/>
-      <w:lvlText w:val=""/>
+      <w:lvlText w:val="•"/>
       <w:lvlJc w:val="left"/>
       <w:pPr>
-        <w:ind w:left="5040" w:hanging="360"/>
-      </w:pPr>
-      <w:rPr>
-        <w:rFonts w:ascii="Symbol" w:hAnsi="Symbol" w:cs="Symbol" w:hint="default"/>
-      </w:rPr>
+        <w:ind w:left="5040" w:hanging="480"/>
+      </w:pPr>
     </w:lvl>
     <w:lvl w:ilvl="7">
       <w:numFmt w:val="bullet"/>
-      <w:lvlText w:val="o"/>
+      <w:lvlText w:val="–"/>
       <w:lvlJc w:val="left"/>
       <w:pPr>
-        <w:ind w:left="5760" w:hanging="360"/>
-      </w:pPr>
-      <w:rPr>
-        <w:rFonts w:ascii="Courier New" w:hAnsi="Courier New" w:cs="Courier New" w:hint="default"/>
-      </w:rPr>
+        <w:ind w:left="5760" w:hanging="480"/>
+      </w:pPr>
     </w:lvl>
     <w:lvl w:ilvl="8">
       <w:numFmt w:val="bullet"/>
-      <w:lvlText w:val=""/>
+      <w:lvlText w:val="•"/>
       <w:lvlJc w:val="left"/>
       <w:pPr>
-        <w:ind w:left="6480" w:hanging="360"/>
-      </w:pPr>
-      <w:rPr>
-        <w:rFonts w:ascii="Wingdings" w:hAnsi="Wingdings" w:cs="Wingdings" w:hint="default"/>
-      </w:rPr>
+        <w:ind w:left="6480" w:hanging="480"/>
+      </w:pPr>
     </w:lvl>
   </w:abstractNum>
   <w:num w:numId="1000">
@@ -2103,10 +2177,10 @@
     <w:name w:val="Body Text"/>
     <w:basedOn w:val="Normal"/>
     <w:link w:val="BodyTextChar"/>
-    <w:qFormat/>
     <w:pPr>
       <w:spacing w:after="180" w:before="180"/>
     </w:pPr>
+    <w:qFormat/>
   </w:style>
   <w:style w:customStyle="1" w:styleId="FirstParagraph" w:type="paragraph">
     <w:name w:val="First Paragraph"/>
@@ -2126,94 +2200,57 @@
     <w:name w:val="Title"/>
     <w:basedOn w:val="Normal"/>
     <w:next w:val="BodyText"/>
-    <w:link w:val="TitleChar"/>
-    <w:uiPriority w:val="10"/>
     <w:qFormat/>
-    <w:rsid w:val="00A10FD9"/>
     <w:pPr>
-      <w:spacing w:after="80" w:line="240" w:lineRule="auto"/>
-      <w:contextualSpacing/>
+      <w:keepNext/>
+      <w:keepLines/>
+      <w:spacing w:after="240" w:before="480"/>
       <w:jc w:val="center"/>
     </w:pPr>
     <w:rPr>
       <w:rFonts w:asciiTheme="majorHAnsi" w:cstheme="majorBidi" w:eastAsiaTheme="majorEastAsia" w:hAnsiTheme="majorHAnsi"/>
-      <w:sz w:val="56"/>
-      <w:szCs w:val="56"/>
-    </w:rPr>
-  </w:style>
-  <w:style w:customStyle="1" w:styleId="TitleChar" w:type="character">
-    <w:name w:val="Title Char"/>
-    <w:basedOn w:val="DefaultParagraphFont"/>
-    <w:link w:val="Title"/>
-    <w:uiPriority w:val="10"/>
-    <w:rsid w:val="00A10FD9"/>
-    <w:rPr>
-      <w:rFonts w:asciiTheme="majorHAnsi" w:cstheme="majorBidi" w:eastAsiaTheme="majorEastAsia" w:hAnsiTheme="majorHAnsi"/>
-      <w:sz w:val="56"/>
-      <w:szCs w:val="56"/>
+      <w:b/>
+      <w:bCs/>
+      <w:color w:themeColor="accent1" w:themeShade="B5" w:val="345A8A"/>
+      <w:sz w:val="36"/>
+      <w:szCs w:val="36"/>
     </w:rPr>
   </w:style>
   <w:style w:styleId="Subtitle" w:type="paragraph">
     <w:name w:val="Subtitle"/>
-    <w:basedOn w:val="Title"/>
-    <w:next w:val="BodyText"/>
-    <w:link w:val="SubtitleChar"/>
-    <w:uiPriority w:val="11"/>
-    <w:qFormat/>
-    <w:rsid w:val="00A10FD9"/>
-    <w:pPr>
-      <w:numPr>
-        <w:ilvl w:val="1"/>
-      </w:numPr>
-    </w:pPr>
-    <w:rPr>
-      <w:rFonts w:cstheme="majorBidi" w:eastAsiaTheme="majorEastAsia"/>
-      <w:spacing w:val="15"/>
-      <w:sz w:val="28"/>
-      <w:szCs w:val="28"/>
-    </w:rPr>
-  </w:style>
-  <w:style w:customStyle="1" w:styleId="SubtitleChar" w:type="character">
-    <w:name w:val="Subtitle Char"/>
-    <w:basedOn w:val="DefaultParagraphFont"/>
-    <w:link w:val="Subtitle"/>
-    <w:uiPriority w:val="11"/>
-    <w:rsid w:val="00A10FD9"/>
-    <w:rPr>
-      <w:rFonts w:cstheme="majorBidi" w:eastAsiaTheme="majorEastAsia"/>
-      <w:color w:themeColor="text1" w:themeTint="A6" w:val="595959"/>
-      <w:spacing w:val="15"/>
-      <w:sz w:val="28"/>
-      <w:szCs w:val="28"/>
-    </w:rPr>
-  </w:style>
-  <w:style w:customStyle="1" w:styleId="Author" w:type="paragraph">
-    <w:name w:val="Author"/>
     <w:basedOn w:val="Title"/>
     <w:next w:val="BodyText"/>
     <w:qFormat/>
     <w:pPr>
       <w:keepNext/>
       <w:keepLines/>
+      <w:spacing w:after="240" w:before="240"/>
+      <w:jc w:val="center"/>
     </w:pPr>
     <w:rPr>
-      <w:sz w:val="24"/>
-      <w:szCs w:val="24"/>
-    </w:rPr>
-  </w:style>
-  <w:style w:styleId="Date" w:type="paragraph">
-    <w:name w:val="Date"/>
-    <w:basedOn w:val="Title"/>
+      <w:sz w:val="30"/>
+      <w:szCs w:val="30"/>
+    </w:rPr>
+  </w:style>
+  <w:style w:customStyle="1" w:styleId="Author" w:type="paragraph">
+    <w:name w:val="Author"/>
     <w:next w:val="BodyText"/>
     <w:qFormat/>
     <w:pPr>
       <w:keepNext/>
       <w:keepLines/>
+      <w:jc w:val="center"/>
     </w:pPr>
-    <w:rPr>
-      <w:sz w:val="24"/>
-      <w:szCs w:val="24"/>
-    </w:rPr>
+  </w:style>
+  <w:style w:styleId="Date" w:type="paragraph">
+    <w:name w:val="Date"/>
+    <w:next w:val="BodyText"/>
+    <w:qFormat/>
+    <w:pPr>
+      <w:keepNext/>
+      <w:keepLines/>
+      <w:jc w:val="center"/>
+    </w:pPr>
   </w:style>
   <w:style w:customStyle="1" w:styleId="AbstractTitle" w:type="paragraph">
     <w:name w:val="Abstract Title"/>
@@ -2223,13 +2260,15 @@
     <w:pPr>
       <w:keepNext/>
       <w:keepLines/>
+      <w:jc w:val="center"/>
       <w:spacing w:after="0" w:before="300"/>
-      <w:jc w:val="center"/>
     </w:pPr>
     <w:rPr>
-      <w:b/>
       <w:sz w:val="20"/>
       <w:szCs w:val="20"/>
+      <w:b/>
+      <w:color w:val="345A8A"/>
+      &gt;
     </w:rPr>
   </w:style>
   <w:style w:customStyle="1" w:styleId="Abstract" w:type="paragraph">
@@ -2256,321 +2295,191 @@
     <w:rPr/>
   </w:style>
   <w:style w:styleId="Heading1" w:type="paragraph">
-    <w:name w:val="heading 1"/>
+    <w:name w:val="Heading 1"/>
     <w:basedOn w:val="Normal"/>
     <w:next w:val="BodyText"/>
-    <w:link w:val="Heading1Char"/>
     <w:uiPriority w:val="9"/>
     <w:qFormat/>
-    <w:rsid w:val="00A10FD9"/>
     <w:pPr>
       <w:keepNext/>
       <w:keepLines/>
-      <w:spacing w:after="80" w:before="360"/>
+      <w:spacing w:after="0" w:before="480"/>
       <w:outlineLvl w:val="0"/>
     </w:pPr>
     <w:rPr>
       <w:rFonts w:asciiTheme="majorHAnsi" w:cstheme="majorBidi" w:eastAsiaTheme="majorEastAsia" w:hAnsiTheme="majorHAnsi"/>
-      <w:color w:themeColor="accent1" w:themeShade="BF" w:val="0F4761"/>
-      <w:sz w:val="40"/>
-      <w:szCs w:val="40"/>
+      <w:b/>
+      <w:bCs/>
+      <w:color w:themeColor="accent1" w:val="4F81BD"/>
+      <w:sz w:val="32"/>
+      <w:szCs w:val="32"/>
     </w:rPr>
   </w:style>
   <w:style w:styleId="Heading2" w:type="paragraph">
-    <w:name w:val="heading 2"/>
+    <w:name w:val="Heading 2"/>
     <w:basedOn w:val="Normal"/>
     <w:next w:val="BodyText"/>
-    <w:link w:val="Heading2Char"/>
     <w:uiPriority w:val="9"/>
-    <w:semiHidden/>
     <w:unhideWhenUsed/>
     <w:qFormat/>
-    <w:rsid w:val="00A10FD9"/>
     <w:pPr>
       <w:keepNext/>
       <w:keepLines/>
-      <w:spacing w:after="80" w:before="160"/>
+      <w:spacing w:after="0" w:before="200"/>
       <w:outlineLvl w:val="1"/>
     </w:pPr>
     <w:rPr>
       <w:rFonts w:asciiTheme="majorHAnsi" w:cstheme="majorBidi" w:eastAsiaTheme="majorEastAsia" w:hAnsiTheme="majorHAnsi"/>
-      <w:color w:themeColor="accent1" w:themeShade="BF" w:val="0F4761"/>
-      <w:sz w:val="32"/>
-      <w:szCs w:val="32"/>
+      <w:b/>
+      <w:bCs/>
+      <w:color w:themeColor="accent1" w:val="4F81BD"/>
+      <w:sz w:val="28"/>
+      <w:szCs w:val="28"/>
     </w:rPr>
   </w:style>
   <w:style w:styleId="Heading3" w:type="paragraph">
-    <w:name w:val="heading 3"/>
+    <w:name w:val="Heading 3"/>
     <w:basedOn w:val="Normal"/>
     <w:next w:val="BodyText"/>
-    <w:link w:val="Heading3Char"/>
     <w:uiPriority w:val="9"/>
-    <w:semiHidden/>
     <w:unhideWhenUsed/>
     <w:qFormat/>
-    <w:rsid w:val="00A10FD9"/>
     <w:pPr>
       <w:keepNext/>
       <w:keepLines/>
-      <w:spacing w:after="80" w:before="160"/>
+      <w:spacing w:after="0" w:before="200"/>
       <w:outlineLvl w:val="2"/>
     </w:pPr>
     <w:rPr>
-      <w:rFonts w:cstheme="majorBidi" w:eastAsiaTheme="majorEastAsia"/>
-      <w:color w:themeColor="accent1" w:themeShade="BF" w:val="0F4761"/>
-      <w:sz w:val="28"/>
-      <w:szCs w:val="28"/>
+      <w:rFonts w:asciiTheme="majorHAnsi" w:cstheme="majorBidi" w:eastAsiaTheme="majorEastAsia" w:hAnsiTheme="majorHAnsi"/>
+      <w:b/>
+      <w:bCs/>
+      <w:color w:themeColor="accent1" w:val="4F81BD"/>
+      <w:sz w:val="24"/>
+      <w:szCs w:val="24"/>
     </w:rPr>
   </w:style>
   <w:style w:styleId="Heading4" w:type="paragraph">
-    <w:name w:val="heading 4"/>
+    <w:name w:val="Heading 4"/>
     <w:basedOn w:val="Normal"/>
     <w:next w:val="BodyText"/>
-    <w:link w:val="Heading4Char"/>
     <w:uiPriority w:val="9"/>
-    <w:semiHidden/>
     <w:unhideWhenUsed/>
     <w:qFormat/>
-    <w:rsid w:val="00A10FD9"/>
     <w:pPr>
       <w:keepNext/>
       <w:keepLines/>
-      <w:spacing w:after="40" w:before="80"/>
+      <w:spacing w:after="0" w:before="200"/>
       <w:outlineLvl w:val="3"/>
     </w:pPr>
     <w:rPr>
-      <w:rFonts w:cstheme="majorBidi" w:eastAsiaTheme="majorEastAsia"/>
+      <w:rFonts w:asciiTheme="majorHAnsi" w:cstheme="majorBidi" w:eastAsiaTheme="majorEastAsia" w:hAnsiTheme="majorHAnsi"/>
       <w:i/>
-      <w:iCs/>
-      <w:color w:themeColor="accent1" w:themeShade="BF" w:val="0F4761"/>
+      <w:bCs/>
+      <w:color w:themeColor="accent1" w:val="4F81BD"/>
+      <w:sz w:val="24"/>
+      <w:szCs w:val="24"/>
     </w:rPr>
   </w:style>
   <w:style w:styleId="Heading5" w:type="paragraph">
-    <w:name w:val="heading 5"/>
+    <w:name w:val="Heading 5"/>
     <w:basedOn w:val="Normal"/>
     <w:next w:val="BodyText"/>
-    <w:link w:val="Heading5Char"/>
     <w:uiPriority w:val="9"/>
-    <w:semiHidden/>
     <w:unhideWhenUsed/>
     <w:qFormat/>
-    <w:rsid w:val="00A10FD9"/>
     <w:pPr>
       <w:keepNext/>
       <w:keepLines/>
-      <w:spacing w:after="40" w:before="80"/>
+      <w:spacing w:after="0" w:before="200"/>
       <w:outlineLvl w:val="4"/>
     </w:pPr>
     <w:rPr>
-      <w:rFonts w:cstheme="majorBidi" w:eastAsiaTheme="majorEastAsia"/>
-      <w:color w:themeColor="accent1" w:themeShade="BF" w:val="0F4761"/>
+      <w:rFonts w:asciiTheme="majorHAnsi" w:cstheme="majorBidi" w:eastAsiaTheme="majorEastAsia" w:hAnsiTheme="majorHAnsi"/>
+      <w:iCs/>
+      <w:color w:themeColor="accent1" w:val="4F81BD"/>
+      <w:sz w:val="24"/>
+      <w:szCs w:val="24"/>
     </w:rPr>
   </w:style>
   <w:style w:styleId="Heading6" w:type="paragraph">
-    <w:name w:val="heading 6"/>
+    <w:name w:val="Heading 6"/>
     <w:basedOn w:val="Normal"/>
     <w:next w:val="BodyText"/>
-    <w:link w:val="Heading6Char"/>
     <w:uiPriority w:val="9"/>
-    <w:semiHidden/>
     <w:unhideWhenUsed/>
     <w:qFormat/>
-    <w:rsid w:val="00A10FD9"/>
     <w:pPr>
       <w:keepNext/>
       <w:keepLines/>
-      <w:spacing w:after="0" w:before="40"/>
+      <w:spacing w:after="0" w:before="200"/>
       <w:outlineLvl w:val="5"/>
     </w:pPr>
     <w:rPr>
-      <w:rFonts w:cstheme="majorBidi" w:eastAsiaTheme="majorEastAsia"/>
-      <w:i/>
-      <w:iCs/>
-      <w:color w:themeColor="text1" w:themeTint="A6" w:val="595959"/>
+      <w:rFonts w:asciiTheme="majorHAnsi" w:cstheme="majorBidi" w:eastAsiaTheme="majorEastAsia" w:hAnsiTheme="majorHAnsi"/>
+      <w:color w:themeColor="accent1" w:val="4F81BD"/>
+      <w:sz w:val="24"/>
+      <w:szCs w:val="24"/>
     </w:rPr>
   </w:style>
   <w:style w:styleId="Heading7" w:type="paragraph">
-    <w:name w:val="heading 7"/>
+    <w:name w:val="Heading 7"/>
     <w:basedOn w:val="Normal"/>
     <w:next w:val="BodyText"/>
-    <w:link w:val="Heading7Char"/>
     <w:uiPriority w:val="9"/>
-    <w:semiHidden/>
     <w:unhideWhenUsed/>
     <w:qFormat/>
-    <w:rsid w:val="00A10FD9"/>
     <w:pPr>
       <w:keepNext/>
       <w:keepLines/>
-      <w:spacing w:after="0" w:before="40"/>
+      <w:spacing w:after="0" w:before="200"/>
       <w:outlineLvl w:val="6"/>
     </w:pPr>
     <w:rPr>
-      <w:rFonts w:cstheme="majorBidi" w:eastAsiaTheme="majorEastAsia"/>
-      <w:color w:themeColor="text1" w:themeTint="A6" w:val="595959"/>
+      <w:rFonts w:asciiTheme="majorHAnsi" w:cstheme="majorBidi" w:eastAsiaTheme="majorEastAsia" w:hAnsiTheme="majorHAnsi"/>
+      <w:color w:themeColor="accent1" w:val="4F81BD"/>
+      <w:sz w:val="24"/>
+      <w:szCs w:val="24"/>
     </w:rPr>
   </w:style>
   <w:style w:styleId="Heading8" w:type="paragraph">
-    <w:name w:val="heading 8"/>
+    <w:name w:val="Heading 8"/>
     <w:basedOn w:val="Normal"/>
     <w:next w:val="BodyText"/>
-    <w:link w:val="Heading8Char"/>
     <w:uiPriority w:val="9"/>
-    <w:semiHidden/>
     <w:unhideWhenUsed/>
     <w:qFormat/>
-    <w:rsid w:val="00A10FD9"/>
     <w:pPr>
       <w:keepNext/>
       <w:keepLines/>
-      <w:spacing w:after="0"/>
+      <w:spacing w:after="0" w:before="200"/>
       <w:outlineLvl w:val="7"/>
     </w:pPr>
     <w:rPr>
-      <w:rFonts w:cstheme="majorBidi" w:eastAsiaTheme="majorEastAsia"/>
-      <w:i/>
-      <w:iCs/>
-      <w:color w:themeColor="text1" w:themeTint="D8" w:val="272727"/>
+      <w:rFonts w:asciiTheme="majorHAnsi" w:cstheme="majorBidi" w:eastAsiaTheme="majorEastAsia" w:hAnsiTheme="majorHAnsi"/>
+      <w:color w:themeColor="accent1" w:val="4F81BD"/>
+      <w:sz w:val="24"/>
+      <w:szCs w:val="24"/>
     </w:rPr>
   </w:style>
   <w:style w:styleId="Heading9" w:type="paragraph">
-    <w:name w:val="heading 9"/>
+    <w:name w:val="Heading 9"/>
     <w:basedOn w:val="Normal"/>
     <w:next w:val="BodyText"/>
-    <w:link w:val="Heading9Char"/>
     <w:uiPriority w:val="9"/>
-    <w:semiHidden/>
     <w:unhideWhenUsed/>
     <w:qFormat/>
-    <w:rsid w:val="00A10FD9"/>
     <w:pPr>
       <w:keepNext/>
       <w:keepLines/>
-      <w:spacing w:after="0"/>
+      <w:spacing w:after="0" w:before="200"/>
       <w:outlineLvl w:val="8"/>
     </w:pPr>
     <w:rPr>
-      <w:rFonts w:cstheme="majorBidi" w:eastAsiaTheme="majorEastAsia"/>
-      <w:color w:themeColor="text1" w:themeTint="D8" w:val="272727"/>
-    </w:rPr>
-  </w:style>
-  <w:style w:customStyle="1" w:styleId="Heading1Char" w:type="character">
-    <w:name w:val="Heading 1 Char"/>
-    <w:basedOn w:val="DefaultParagraphFont"/>
-    <w:link w:val="Heading1"/>
-    <w:uiPriority w:val="9"/>
-    <w:rsid w:val="00A10FD9"/>
-    <w:rPr>
       <w:rFonts w:asciiTheme="majorHAnsi" w:cstheme="majorBidi" w:eastAsiaTheme="majorEastAsia" w:hAnsiTheme="majorHAnsi"/>
-      <w:color w:themeColor="accent1" w:themeShade="BF" w:val="0F4761"/>
-      <w:sz w:val="40"/>
-      <w:szCs w:val="40"/>
-    </w:rPr>
-  </w:style>
-  <w:style w:customStyle="1" w:styleId="Heading2Char" w:type="character">
-    <w:name w:val="Heading 2 Char"/>
-    <w:basedOn w:val="DefaultParagraphFont"/>
-    <w:link w:val="Heading2"/>
-    <w:uiPriority w:val="9"/>
-    <w:semiHidden/>
-    <w:rsid w:val="00A10FD9"/>
-    <w:rPr>
-      <w:rFonts w:asciiTheme="majorHAnsi" w:cstheme="majorBidi" w:eastAsiaTheme="majorEastAsia" w:hAnsiTheme="majorHAnsi"/>
-      <w:color w:themeColor="accent1" w:themeShade="BF" w:val="0F4761"/>
-      <w:sz w:val="32"/>
-      <w:szCs w:val="32"/>
-    </w:rPr>
-  </w:style>
-  <w:style w:customStyle="1" w:styleId="Heading3Char" w:type="character">
-    <w:name w:val="Heading 3 Char"/>
-    <w:basedOn w:val="DefaultParagraphFont"/>
-    <w:link w:val="Heading3"/>
-    <w:uiPriority w:val="9"/>
-    <w:semiHidden/>
-    <w:rsid w:val="00A10FD9"/>
-    <w:rPr>
-      <w:rFonts w:cstheme="majorBidi" w:eastAsiaTheme="majorEastAsia"/>
-      <w:color w:themeColor="accent1" w:themeShade="BF" w:val="0F4761"/>
-      <w:sz w:val="28"/>
-      <w:szCs w:val="28"/>
-    </w:rPr>
-  </w:style>
-  <w:style w:customStyle="1" w:styleId="Heading4Char" w:type="character">
-    <w:name w:val="Heading 4 Char"/>
-    <w:basedOn w:val="DefaultParagraphFont"/>
-    <w:link w:val="Heading4"/>
-    <w:uiPriority w:val="9"/>
-    <w:semiHidden/>
-    <w:rsid w:val="00A10FD9"/>
-    <w:rPr>
-      <w:rFonts w:cstheme="majorBidi" w:eastAsiaTheme="majorEastAsia"/>
-      <w:i/>
-      <w:iCs/>
-      <w:color w:themeColor="accent1" w:themeShade="BF" w:val="0F4761"/>
-    </w:rPr>
-  </w:style>
-  <w:style w:customStyle="1" w:styleId="Heading5Char" w:type="character">
-    <w:name w:val="Heading 5 Char"/>
-    <w:basedOn w:val="DefaultParagraphFont"/>
-    <w:link w:val="Heading5"/>
-    <w:uiPriority w:val="9"/>
-    <w:semiHidden/>
-    <w:rsid w:val="00A10FD9"/>
-    <w:rPr>
-      <w:rFonts w:cstheme="majorBidi" w:eastAsiaTheme="majorEastAsia"/>
-      <w:color w:themeColor="accent1" w:themeShade="BF" w:val="0F4761"/>
-    </w:rPr>
-  </w:style>
-  <w:style w:customStyle="1" w:styleId="Heading6Char" w:type="character">
-    <w:name w:val="Heading 6 Char"/>
-    <w:basedOn w:val="DefaultParagraphFont"/>
-    <w:link w:val="Heading6"/>
-    <w:uiPriority w:val="9"/>
-    <w:semiHidden/>
-    <w:rsid w:val="00A10FD9"/>
-    <w:rPr>
-      <w:rFonts w:cstheme="majorBidi" w:eastAsiaTheme="majorEastAsia"/>
-      <w:i/>
-      <w:iCs/>
-      <w:color w:themeColor="text1" w:themeTint="A6" w:val="595959"/>
-    </w:rPr>
-  </w:style>
-  <w:style w:customStyle="1" w:styleId="Heading7Char" w:type="character">
-    <w:name w:val="Heading 7 Char"/>
-    <w:basedOn w:val="DefaultParagraphFont"/>
-    <w:link w:val="Heading7"/>
-    <w:uiPriority w:val="9"/>
-    <w:semiHidden/>
-    <w:rsid w:val="00A10FD9"/>
-    <w:rPr>
-      <w:rFonts w:cstheme="majorBidi" w:eastAsiaTheme="majorEastAsia"/>
-      <w:color w:themeColor="text1" w:themeTint="A6" w:val="595959"/>
-    </w:rPr>
-  </w:style>
-  <w:style w:customStyle="1" w:styleId="Heading8Char" w:type="character">
-    <w:name w:val="Heading 8 Char"/>
-    <w:basedOn w:val="DefaultParagraphFont"/>
-    <w:link w:val="Heading8"/>
-    <w:uiPriority w:val="9"/>
-    <w:semiHidden/>
-    <w:rsid w:val="00A10FD9"/>
-    <w:rPr>
-      <w:rFonts w:cstheme="majorBidi" w:eastAsiaTheme="majorEastAsia"/>
-      <w:i/>
-      <w:iCs/>
-      <w:color w:themeColor="text1" w:themeTint="D8" w:val="272727"/>
-    </w:rPr>
-  </w:style>
-  <w:style w:customStyle="1" w:styleId="Heading9Char" w:type="character">
-    <w:name w:val="Heading 9 Char"/>
-    <w:basedOn w:val="DefaultParagraphFont"/>
-    <w:link w:val="Heading9"/>
-    <w:uiPriority w:val="9"/>
-    <w:semiHidden/>
-    <w:rsid w:val="00A10FD9"/>
-    <w:rPr>
-      <w:rFonts w:cstheme="majorBidi" w:eastAsiaTheme="majorEastAsia"/>
-      <w:color w:themeColor="text1" w:themeTint="D8" w:val="272727"/>
+      <w:color w:themeColor="accent1" w:val="4F81BD"/>
+      <w:sz w:val="24"/>
+      <w:szCs w:val="24"/>
     </w:rPr>
   </w:style>
   <w:style w:styleId="BlockText" w:type="paragraph">
@@ -2592,18 +2501,6 @@
     <w:uiPriority w:val="9"/>
     <w:unhideWhenUsed/>
     <w:qFormat/>
-  </w:style>
-  <w:style w:styleId="FootnoteBlockText" w:type="paragraph">
-    <w:name w:val="Footnote Block Text"/>
-    <w:basedOn w:val="FootnoteText"/>
-    <w:next w:val="FootnoteText"/>
-    <w:uiPriority w:val="9"/>
-    <w:unhideWhenUsed/>
-    <w:qFormat/>
-    <w:pPr>
-      <w:spacing w:after="100" w:before="100"/>
-      <w:ind w:firstLine="0" w:left="480" w:right="480"/>
-    </w:pPr>
   </w:style>
   <w:style w:default="1" w:styleId="DefaultParagraphFont" w:type="character">
     <w:name w:val="Default Paragraph Font"/>
@@ -2634,10 +2531,10 @@
         <w:jc w:val="left"/>
       </w:trPr>
       <w:tcPr>
+        <w:vAlign w:val="bottom"/>
         <w:tcBorders>
           <w:bottom w:val="single"/>
         </w:tcBorders>
-        <w:vAlign w:val="bottom"/>
       </w:tcPr>
     </w:tblStylePr>
   </w:style>
@@ -2752,8 +2649,8 @@
     <w:name w:val="KeywordTok"/>
     <w:basedOn w:val="VerbatimChar"/>
     <w:rPr>
+      <w:color w:val="007020"/>
       <w:b/>
-      <w:color w:val="007020"/>
     </w:rPr>
   </w:style>
   <w:style w:type="character" w:customStyle="1" w:styleId="DataTypeTok">
@@ -2830,42 +2727,42 @@
     <w:name w:val="ImportTok"/>
     <w:basedOn w:val="VerbatimChar"/>
     <w:rPr>
+      <w:color w:val="008000"/>
       <w:b/>
-      <w:color w:val="008000"/>
     </w:rPr>
   </w:style>
   <w:style w:type="character" w:customStyle="1" w:styleId="CommentTok">
     <w:name w:val="CommentTok"/>
     <w:basedOn w:val="VerbatimChar"/>
     <w:rPr>
+      <w:color w:val="60a0b0"/>
       <w:i/>
-      <w:color w:val="60a0b0"/>
     </w:rPr>
   </w:style>
   <w:style w:type="character" w:customStyle="1" w:styleId="DocumentationTok">
     <w:name w:val="DocumentationTok"/>
     <w:basedOn w:val="VerbatimChar"/>
     <w:rPr>
+      <w:color w:val="ba2121"/>
       <w:i/>
-      <w:color w:val="ba2121"/>
     </w:rPr>
   </w:style>
   <w:style w:type="character" w:customStyle="1" w:styleId="AnnotationTok">
     <w:name w:val="AnnotationTok"/>
     <w:basedOn w:val="VerbatimChar"/>
     <w:rPr>
+      <w:color w:val="60a0b0"/>
       <w:b/>
       <w:i/>
-      <w:color w:val="60a0b0"/>
     </w:rPr>
   </w:style>
   <w:style w:type="character" w:customStyle="1" w:styleId="CommentVarTok">
     <w:name w:val="CommentVarTok"/>
     <w:basedOn w:val="VerbatimChar"/>
     <w:rPr>
+      <w:color w:val="60a0b0"/>
       <w:b/>
       <w:i/>
-      <w:color w:val="60a0b0"/>
     </w:rPr>
   </w:style>
   <w:style w:type="character" w:customStyle="1" w:styleId="OtherTok">
@@ -2893,8 +2790,8 @@
     <w:name w:val="ControlFlowTok"/>
     <w:basedOn w:val="VerbatimChar"/>
     <w:rPr>
+      <w:color w:val="007020"/>
       <w:b/>
-      <w:color w:val="007020"/>
     </w:rPr>
   </w:style>
   <w:style w:type="character" w:customStyle="1" w:styleId="OperatorTok">
@@ -2939,34 +2836,34 @@
     <w:name w:val="InformationTok"/>
     <w:basedOn w:val="VerbatimChar"/>
     <w:rPr>
+      <w:color w:val="60a0b0"/>
       <w:b/>
       <w:i/>
-      <w:color w:val="60a0b0"/>
     </w:rPr>
   </w:style>
   <w:style w:type="character" w:customStyle="1" w:styleId="WarningTok">
     <w:name w:val="WarningTok"/>
     <w:basedOn w:val="VerbatimChar"/>
     <w:rPr>
+      <w:color w:val="60a0b0"/>
       <w:b/>
       <w:i/>
-      <w:color w:val="60a0b0"/>
     </w:rPr>
   </w:style>
   <w:style w:type="character" w:customStyle="1" w:styleId="AlertTok">
     <w:name w:val="AlertTok"/>
     <w:basedOn w:val="VerbatimChar"/>
     <w:rPr>
+      <w:color w:val="ff0000"/>
       <w:b/>
-      <w:color w:val="ff0000"/>
     </w:rPr>
   </w:style>
   <w:style w:type="character" w:customStyle="1" w:styleId="ErrorTok">
     <w:name w:val="ErrorTok"/>
     <w:basedOn w:val="VerbatimChar"/>
     <w:rPr>
+      <w:color w:val="ff0000"/>
       <w:b/>
-      <w:color w:val="ff0000"/>
     </w:rPr>
   </w:style>
   <w:style w:type="character" w:customStyle="1" w:styleId="NormalTok">
@@ -2988,44 +2885,44 @@
         <a:sysClr val="window" lastClr="FFFFFF"/>
       </a:lt1>
       <a:dk2>
-        <a:srgbClr val="0E2841"/>
+        <a:srgbClr val="1F497D"/>
       </a:dk2>
       <a:lt2>
-        <a:srgbClr val="E8E8E8"/>
+        <a:srgbClr val="EEECE1"/>
       </a:lt2>
       <a:accent1>
-        <a:srgbClr val="156082"/>
+        <a:srgbClr val="4F81BD"/>
       </a:accent1>
       <a:accent2>
-        <a:srgbClr val="E97132"/>
+        <a:srgbClr val="C0504D"/>
       </a:accent2>
       <a:accent3>
-        <a:srgbClr val="196B24"/>
+        <a:srgbClr val="9BBB59"/>
       </a:accent3>
       <a:accent4>
-        <a:srgbClr val="0F9ED5"/>
+        <a:srgbClr val="8064A2"/>
       </a:accent4>
       <a:accent5>
-        <a:srgbClr val="A02B93"/>
+        <a:srgbClr val="4BACC6"/>
       </a:accent5>
       <a:accent6>
-        <a:srgbClr val="4EA72E"/>
+        <a:srgbClr val="F79646"/>
       </a:accent6>
       <a:hlink>
-        <a:srgbClr val="467886"/>
+        <a:srgbClr val="0000FF"/>
       </a:hlink>
       <a:folHlink>
-        <a:srgbClr val="96607D"/>
+        <a:srgbClr val="800080"/>
       </a:folHlink>
     </a:clrScheme>
     <a:fontScheme name="Office">
       <a:majorFont>
-        <a:latin typeface="Aptos Display" panose="02110004020202020204"/>
+        <a:latin typeface="Calibri"/>
         <a:ea typeface=""/>
         <a:cs typeface=""/>
-        <a:font script="Jpan" typeface="游ゴシック Light"/>
+        <a:font script="Jpan" typeface="ＭＳ ゴシック"/>
         <a:font script="Hang" typeface="맑은 고딕"/>
-        <a:font script="Hans" typeface="等线 Light"/>
+        <a:font script="Hans" typeface="宋体"/>
         <a:font script="Hant" typeface="新細明體"/>
         <a:font script="Arab" typeface="Times New Roman"/>
         <a:font script="Hebr" typeface="Times New Roman"/>
@@ -3052,32 +2949,14 @@
         <a:font script="Mong" typeface="Mongolian Baiti"/>
         <a:font script="Viet" typeface="Times New Roman"/>
         <a:font script="Uigh" typeface="Microsoft Uighur"/>
-        <a:font script="Geor" typeface="Sylfaen"/>
-        <a:font script="Armn" typeface="Arial"/>
-        <a:font script="Bugi" typeface="Leelawadee UI"/>
-        <a:font script="Bopo" typeface="Microsoft JhengHei"/>
-        <a:font script="Java" typeface="Javanese Text"/>
-        <a:font script="Lisu" typeface="Segoe UI"/>
-        <a:font script="Mymr" typeface="Myanmar Text"/>
-        <a:font script="Nkoo" typeface="Ebrima"/>
-        <a:font script="Olck" typeface="Nirmala UI"/>
-        <a:font script="Osma" typeface="Ebrima"/>
-        <a:font script="Phag" typeface="Phagspa"/>
-        <a:font script="Syrn" typeface="Estrangelo Edessa"/>
-        <a:font script="Syrj" typeface="Estrangelo Edessa"/>
-        <a:font script="Syre" typeface="Estrangelo Edessa"/>
-        <a:font script="Sora" typeface="Nirmala UI"/>
-        <a:font script="Tale" typeface="Microsoft Tai Le"/>
-        <a:font script="Talu" typeface="Microsoft New Tai Lue"/>
-        <a:font script="Tfng" typeface="Ebrima"/>
       </a:majorFont>
       <a:minorFont>
-        <a:latin typeface="Aptos" panose="02110004020202020204"/>
+        <a:latin typeface="Cambria"/>
         <a:ea typeface=""/>
         <a:cs typeface=""/>
-        <a:font script="Jpan" typeface="游明朝"/>
+        <a:font script="Jpan" typeface="ＭＳ 明朝"/>
         <a:font script="Hang" typeface="맑은 고딕"/>
-        <a:font script="Hans" typeface="等线"/>
+        <a:font script="Hans" typeface="宋体"/>
         <a:font script="Hant" typeface="新細明體"/>
         <a:font script="Arab" typeface="Arial"/>
         <a:font script="Hebr" typeface="Arial"/>
@@ -3104,24 +2983,6 @@
         <a:font script="Mong" typeface="Mongolian Baiti"/>
         <a:font script="Viet" typeface="Arial"/>
         <a:font script="Uigh" typeface="Microsoft Uighur"/>
-        <a:font script="Geor" typeface="Sylfaen"/>
-        <a:font script="Armn" typeface="Arial"/>
-        <a:font script="Bugi" typeface="Leelawadee UI"/>
-        <a:font script="Bopo" typeface="Microsoft JhengHei"/>
-        <a:font script="Java" typeface="Javanese Text"/>
-        <a:font script="Lisu" typeface="Segoe UI"/>
-        <a:font script="Mymr" typeface="Myanmar Text"/>
-        <a:font script="Nkoo" typeface="Ebrima"/>
-        <a:font script="Olck" typeface="Nirmala UI"/>
-        <a:font script="Osma" typeface="Ebrima"/>
-        <a:font script="Phag" typeface="Phagspa"/>
-        <a:font script="Syrn" typeface="Estrangelo Edessa"/>
-        <a:font script="Syrj" typeface="Estrangelo Edessa"/>
-        <a:font script="Syre" typeface="Estrangelo Edessa"/>
-        <a:font script="Sora" typeface="Nirmala UI"/>
-        <a:font script="Tale" typeface="Microsoft Tai Le"/>
-        <a:font script="Talu" typeface="Microsoft New Tai Lue"/>
-        <a:font script="Tfng" typeface="Ebrima"/>
       </a:minorFont>
     </a:fontScheme>
     <a:fmtScheme name="Office">
@@ -3133,141 +2994,200 @@
           <a:gsLst>
             <a:gs pos="0">
               <a:schemeClr val="phClr">
-                <a:lumMod val="110000"/>
-                <a:satMod val="105000"/>
-                <a:tint val="67000"/>
+                <a:tint val="50000"/>
+                <a:satMod val="300000"/>
               </a:schemeClr>
             </a:gs>
-            <a:gs pos="50000">
+            <a:gs pos="35000">
               <a:schemeClr val="phClr">
-                <a:lumMod val="105000"/>
-                <a:satMod val="103000"/>
-                <a:tint val="73000"/>
+                <a:tint val="37000"/>
+                <a:satMod val="300000"/>
               </a:schemeClr>
             </a:gs>
             <a:gs pos="100000">
               <a:schemeClr val="phClr">
-                <a:lumMod val="105000"/>
-                <a:satMod val="109000"/>
-                <a:tint val="81000"/>
+                <a:tint val="15000"/>
+                <a:satMod val="350000"/>
               </a:schemeClr>
             </a:gs>
           </a:gsLst>
-          <a:lin ang="5400000" scaled="0"/>
+          <a:lin ang="16200000" scaled="1"/>
         </a:gradFill>
         <a:gradFill rotWithShape="1">
           <a:gsLst>
             <a:gs pos="0">
               <a:schemeClr val="phClr">
-                <a:satMod val="103000"/>
-                <a:lumMod val="102000"/>
-                <a:tint val="94000"/>
-              </a:schemeClr>
-            </a:gs>
-            <a:gs pos="50000">
-              <a:schemeClr val="phClr">
-                <a:satMod val="110000"/>
-                <a:lumMod val="100000"/>
+                <a:tint val="100000"/>
                 <a:shade val="100000"/>
+                <a:satMod val="130000"/>
               </a:schemeClr>
             </a:gs>
             <a:gs pos="100000">
               <a:schemeClr val="phClr">
-                <a:lumMod val="99000"/>
-                <a:satMod val="120000"/>
-                <a:shade val="78000"/>
+                <a:tint val="50000"/>
+                <a:shade val="100000"/>
+                <a:satMod val="350000"/>
               </a:schemeClr>
             </a:gs>
           </a:gsLst>
-          <a:lin ang="5400000" scaled="0"/>
+          <a:lin ang="16200000" scaled="0"/>
         </a:gradFill>
       </a:fillStyleLst>
       <a:lnStyleLst>
-        <a:ln w="6350" cap="flat" cmpd="sng" algn="ctr">
+        <a:ln w="9525" cap="flat" cmpd="sng" algn="ctr">
+          <a:solidFill>
+            <a:schemeClr val="phClr">
+              <a:shade val="95000"/>
+              <a:satMod val="105000"/>
+            </a:schemeClr>
+          </a:solidFill>
+          <a:prstDash val="solid"/>
+        </a:ln>
+        <a:ln w="25400" cap="flat" cmpd="sng" algn="ctr">
           <a:solidFill>
             <a:schemeClr val="phClr"/>
           </a:solidFill>
           <a:prstDash val="solid"/>
-          <a:miter lim="800000"/>
         </a:ln>
-        <a:ln w="12700" cap="flat" cmpd="sng" algn="ctr">
+        <a:ln w="38100" cap="flat" cmpd="sng" algn="ctr">
           <a:solidFill>
             <a:schemeClr val="phClr"/>
           </a:solidFill>
           <a:prstDash val="solid"/>
-          <a:miter lim="800000"/>
-        </a:ln>
-        <a:ln w="19050" cap="flat" cmpd="sng" algn="ctr">
-          <a:solidFill>
-            <a:schemeClr val="phClr"/>
-          </a:solidFill>
-          <a:prstDash val="solid"/>
-          <a:miter lim="800000"/>
         </a:ln>
       </a:lnStyleLst>
       <a:effectStyleLst>
         <a:effectStyle>
-          <a:effectLst/>
-        </a:effectStyle>
-        <a:effectStyle>
-          <a:effectLst/>
+          <a:effectLst>
+            <a:outerShdw blurRad="40000" dist="20000" dir="5400000" rotWithShape="0">
+              <a:srgbClr val="000000">
+                <a:alpha val="38000"/>
+              </a:srgbClr>
+            </a:outerShdw>
+          </a:effectLst>
         </a:effectStyle>
         <a:effectStyle>
           <a:effectLst>
-            <a:outerShdw blurRad="57150" dist="19050" dir="5400000" algn="ctr" rotWithShape="0">
+            <a:outerShdw blurRad="40000" dist="23000" dir="5400000" rotWithShape="0">
               <a:srgbClr val="000000">
-                <a:alpha val="63000"/>
+                <a:alpha val="35000"/>
               </a:srgbClr>
             </a:outerShdw>
           </a:effectLst>
+        </a:effectStyle>
+        <a:effectStyle>
+          <a:effectLst>
+            <a:outerShdw blurRad="40000" dist="23000" dir="5400000" rotWithShape="0">
+              <a:srgbClr val="000000">
+                <a:alpha val="35000"/>
+              </a:srgbClr>
+            </a:outerShdw>
+          </a:effectLst>
+          <a:scene3d>
+            <a:camera prst="orthographicFront">
+              <a:rot lat="0" lon="0" rev="0"/>
+            </a:camera>
+            <a:lightRig rig="threePt" dir="t">
+              <a:rot lat="0" lon="0" rev="1200000"/>
+            </a:lightRig>
+          </a:scene3d>
+          <a:sp3d>
+            <a:bevelT w="63500" h="25400"/>
+          </a:sp3d>
         </a:effectStyle>
       </a:effectStyleLst>
       <a:bgFillStyleLst>
         <a:solidFill>
           <a:schemeClr val="phClr"/>
         </a:solidFill>
-        <a:solidFill>
-          <a:schemeClr val="phClr">
-            <a:tint val="95000"/>
-            <a:satMod val="170000"/>
-          </a:schemeClr>
-        </a:solidFill>
         <a:gradFill rotWithShape="1">
           <a:gsLst>
             <a:gs pos="0">
               <a:schemeClr val="phClr">
-                <a:tint val="93000"/>
-                <a:satMod val="150000"/>
-                <a:shade val="98000"/>
-                <a:lumMod val="102000"/>
+                <a:tint val="40000"/>
+                <a:satMod val="350000"/>
               </a:schemeClr>
             </a:gs>
-            <a:gs pos="50000">
+            <a:gs pos="40000">
               <a:schemeClr val="phClr">
-                <a:tint val="98000"/>
-                <a:satMod val="130000"/>
-                <a:shade val="90000"/>
-                <a:lumMod val="103000"/>
+                <a:tint val="45000"/>
+                <a:shade val="99000"/>
+                <a:satMod val="350000"/>
               </a:schemeClr>
             </a:gs>
             <a:gs pos="100000">
               <a:schemeClr val="phClr">
-                <a:shade val="63000"/>
-                <a:satMod val="120000"/>
+                <a:shade val="20000"/>
+                <a:satMod val="255000"/>
               </a:schemeClr>
             </a:gs>
           </a:gsLst>
-          <a:lin ang="5400000" scaled="0"/>
+          <a:path path="circle">
+            <a:fillToRect l="50000" t="-80000" r="50000" b="180000"/>
+          </a:path>
+        </a:gradFill>
+        <a:gradFill rotWithShape="1">
+          <a:gsLst>
+            <a:gs pos="0">
+              <a:schemeClr val="phClr">
+                <a:tint val="80000"/>
+                <a:satMod val="300000"/>
+              </a:schemeClr>
+            </a:gs>
+            <a:gs pos="100000">
+              <a:schemeClr val="phClr">
+                <a:shade val="30000"/>
+                <a:satMod val="200000"/>
+              </a:schemeClr>
+            </a:gs>
+          </a:gsLst>
+          <a:path path="circle">
+            <a:fillToRect l="50000" t="50000" r="50000" b="50000"/>
+          </a:path>
         </a:gradFill>
       </a:bgFillStyleLst>
     </a:fmtScheme>
   </a:themeElements>
-  <a:objectDefaults/>
+  <a:objectDefaults>
+    <a:spDef>
+      <a:spPr/>
+      <a:bodyPr/>
+      <a:lstStyle/>
+      <a:style>
+        <a:lnRef idx="1">
+          <a:schemeClr val="accent1"/>
+        </a:lnRef>
+        <a:fillRef idx="3">
+          <a:schemeClr val="accent1"/>
+        </a:fillRef>
+        <a:effectRef idx="2">
+          <a:schemeClr val="accent1"/>
+        </a:effectRef>
+        <a:fontRef idx="minor">
+          <a:schemeClr val="lt1"/>
+        </a:fontRef>
+      </a:style>
+    </a:spDef>
+    <a:lnDef>
+      <a:spPr/>
+      <a:bodyPr/>
+      <a:lstStyle/>
+      <a:style>
+        <a:lnRef idx="2">
+          <a:schemeClr val="accent1"/>
+        </a:lnRef>
+        <a:fillRef idx="0">
+          <a:schemeClr val="accent1"/>
+        </a:fillRef>
+        <a:effectRef idx="1">
+          <a:schemeClr val="accent1"/>
+        </a:effectRef>
+        <a:fontRef idx="minor">
+          <a:schemeClr val="tx1"/>
+        </a:fontRef>
+      </a:style>
+    </a:lnDef>
+  </a:objectDefaults>
   <a:extraClrSchemeLst/>
-  <a:extLst>
-    <a:ext uri="{05A4C25C-085E-4340-85A3-A5531E510DB2}">
-      <thm15:themeFamily xmlns:thm15="http://schemas.microsoft.com/office/thememl/2012/main" name="Office Theme" id="{2E142A2C-CD16-42D6-873A-C26D2A0506FA}" vid="{1BDDFF52-6CD6-40A5-AB3C-68EB2F1E4D0A}"/>
-    </a:ext>
-  </a:extLst>
 </a:theme>
 </file>